--- a/dist/HO_SO_NOP/05_BAI_BAO_EN/p7_capstone_en.docx
+++ b/dist/HO_SO_NOP/05_BAI_BAO_EN/p7_capstone_en.docx
@@ -82,7 +82,35 @@
         <w:pStyle w:val="FirstParagraph"/>
       </w:pPr>
       <w:r>
-        <w:t xml:space="preserve">The central unresolved question in research on the internationalization–performance (I–P) relationship is not whether it is non-linear, but what determines where its performance-maximising optimum falls. We develop and test an integrated multi-level account in which the inverted-U is universal in form but jointly conditioned by a firm’s institutional regime and digital capability, the regime governing the curve’s amplitude and digital capability reshaping it as a partial substitute for institutional strength. Using harmonised World Bank Enterprise Survey microdata (baseline N = 82,302; 45 economies; 98 country-year waves, 2003–2025) spanning all six Institutional Context Regime Variation (ICRV) groups, we estimate hierarchical OLS models. The I–P relationship is robustly inverted-U with a turning point near 37% export intensity (Lind–Mehlum p &lt; .001). Institutional regime moderates this optimum: concavity deepens as institutional quality declines, so the over-internationalisation penalty is sharpest in frontier and vulnerable regimes. Digital adoption both raises performance and reshapes the curve, its reshaping potency significantly stronger in weaker-institution regimes (DAI×ICRV p = .049), consistent with digital-for-institutional substitution. The account resolves the fragmented Asian I–P literature: divergent country findings locate firms at different positions on a single optimum jointly set by institutional quality and digital capability.</w:t>
+        <w:t xml:space="preserve">The central unresolved question in research on the internationalization–performance (I–P) relationship is not whether it is non-linear, but what determines where its performance-maximising optimum falls. We develop and test an integrated multi-level account in which the inverted-U is universal in form but jointly conditioned by a firm’s institutional regime and digital capability, the regime governing the curve’s amplitude and digital capability reshaping it as a partial substitute for institutional strength. Using harmonised World Bank Enterprise Survey microdata (baseline N = 82,302; 45 economies; 98 country-year waves, 2003–2025) spanning all six Institutional Context Regime Variation (ICRV) groups, we estimate hierarchical OLS models. The I–P relationship is robustly inverted-U with a turning point near 37% export intensity (Lind–Mehlum p &lt; .001). Institutional regime moderates this optimum: concavity deepens as institutional quality declines, so the over-internationalisation penalty is sharpest in frontier and vulnerable regimes. Digital adoption both raises performance and reshapes the curve, its reshaping potency significantly stronger in weaker-institution regimes (</w:t>
+      </w:r>
+      <m:oMath>
+        <m:r>
+          <m:rPr>
+            <m:nor/>
+            <m:sty m:val="p"/>
+          </m:rPr>
+          <m:t>DAI</m:t>
+        </m:r>
+        <m:r>
+          <m:rPr>
+            <m:sty m:val="p"/>
+          </m:rPr>
+          <m:t>×</m:t>
+        </m:r>
+        <m:r>
+          <m:rPr>
+            <m:nor/>
+            <m:sty m:val="p"/>
+          </m:rPr>
+          <m:t>ICRV</m:t>
+        </m:r>
+      </m:oMath>
+      <w:r>
+        <w:t xml:space="preserve"> </w:t>
+      </w:r>
+      <w:r>
+        <w:t xml:space="preserve">p = .049), consistent with digital-for-institutional substitution. The account resolves the fragmented Asian I–P literature: divergent country findings locate firms at different positions on a single optimum jointly set by institutional quality and digital capability.</w:t>
       </w:r>
     </w:p>
     <w:p>
@@ -230,7 +258,32 @@
         <w:t xml:space="preserve">digital-for-institutional substitution</w:t>
       </w:r>
       <w:r>
-        <w:t xml:space="preserve">: the curve-reshaping potency of digital adoption is significantly greater where formal institutions are weaker (DAI×ICRV, p = .049), positioning foundational digital capability as a partial substitute for institutional infrastructure in converting exports into performance, a multi-economy extension of the institutional-voids logic (Khanna &amp; Palepu, 1997) into the digital domain. Third, we formalise the Institutional Context Regime Variation (ICRV) framework as a firm-relevant contingency construct that orders economies jointly by institutional capability and exposure to resource vulnerability, and show that it predicts both the slope and the curvature of the I–P function, distinguishing the curve-</w:t>
+        <w:t xml:space="preserve">: the curve-reshaping potency of digital adoption is significantly greater where formal institutions are weaker (</w:t>
+      </w:r>
+      <m:oMath>
+        <m:r>
+          <m:rPr>
+            <m:nor/>
+            <m:sty m:val="p"/>
+          </m:rPr>
+          <m:t>DAI</m:t>
+        </m:r>
+        <m:r>
+          <m:rPr>
+            <m:sty m:val="p"/>
+          </m:rPr>
+          <m:t>×</m:t>
+        </m:r>
+        <m:r>
+          <m:rPr>
+            <m:nor/>
+            <m:sty m:val="p"/>
+          </m:rPr>
+          <m:t>ICRV</m:t>
+        </m:r>
+      </m:oMath>
+      <w:r>
+        <w:t xml:space="preserve">, p = .049), positioning foundational digital capability as a partial substitute for institutional infrastructure in converting exports into performance, a multi-economy extension of the institutional-voids logic (Khanna &amp; Palepu, 1997) into the digital domain. Third, we formalise the Institutional Context Regime Variation (ICRV) framework as a firm-relevant contingency construct that orders economies jointly by institutional capability and exposure to resource vulnerability, and show that it predicts both the slope and the curvature of the I–P function, distinguishing the curve-</w:t>
       </w:r>
       <w:r>
         <w:rPr>
@@ -583,7 +636,23 @@
         <w:pStyle w:val="BodyText"/>
       </w:pPr>
       <w:r>
-        <w:t xml:space="preserve">This prediction is consistent with the companion Vietnam study (β(TCI) = +0.179, IV-identified) and the companion China study (β(TCI) increasing from +0.28 to +0.43 across cohorts), both showing TCI as a positive level shifter. the companion Singapore study shows negligible TCI moderation of the curve, likely because near-universal adoption in a high-ICRV economy leaves insufficient variance for moderation.</w:t>
+        <w:t xml:space="preserve">This prediction is consistent with the companion Vietnam study (</w:t>
+      </w:r>
+      <m:oMath>
+        <m:r>
+          <m:t>β</m:t>
+        </m:r>
+      </m:oMath>
+      <w:r>
+        <w:t xml:space="preserve">(TCI) = +0.179, IV-identified) and the companion China study (</w:t>
+      </w:r>
+      <m:oMath>
+        <m:r>
+          <m:t>β</m:t>
+        </m:r>
+      </m:oMath>
+      <w:r>
+        <w:t xml:space="preserve">(TCI) increasing from +0.28 to +0.43 across cohorts), both showing TCI as a positive level shifter. the companion Singapore study shows negligible TCI moderation of the curve, likely because near-universal adoption in a high-ICRV economy leaves insufficient variance for moderation.</w:t>
       </w:r>
     </w:p>
     <w:p>
@@ -619,15 +688,125 @@
         <w:pStyle w:val="FirstParagraph"/>
       </w:pPr>
       <w:r>
-        <w:t xml:space="preserve">Digital adoption, measured through website presence and electronic-payment share, has been associated with reduced communication and transaction costs (Verhoef et al., 2021). In the CDCM (Context-Contingent Digital Capability Model) developed in related work in this programme, DAI’s effect depends on the interaction of regime quality, FSTS level, and digital market saturation (Authors, 2024). Specifically, in institutionally advanced economies where digital infrastructure is mature, DAI provides universal performance lifts (as in the companion Singapore study: β(DAI) positive and significant). In emerging-economy contexts with substantial selection into digital adoption (the companion Vietnam study: IV-estimated β(DAI) ≈ 0, consistent with selection bias in OLS), DAI’s curve-shaping role is attenuated. Across the pooled multi-economy sample, we expect DAI to raise performance levels broadly across the sample (level effect). In a fully specified model that also accounts for managerial quality, which correlates with digital adoption, the residual DAI variation may reveal a capability-complementarity curve effect: digitally equipped firms at low FSTS face sunk adoption costs that compress near-term productivity, while digital infrastructure supports coordination efficiency at high FSTS where cross-border management demands are greatest.</w:t>
-      </w:r>
-    </w:p>
-    <w:p>
-      <w:pPr>
-        <w:pStyle w:val="BodyText"/>
-      </w:pPr>
-      <w:r>
-        <w:t xml:space="preserve">The predicted curve signature, a negative FSTS×DAI interaction paired with a positive FSTS²×DAI interaction, admits two non-exclusive readings that the present design cannot fully separate, and we flag the ambiguity rather than assume it away. The first is a substantive coordination mechanism: foundational digital interfaces lower the marginal cost of managing geographically dispersed transactions, so their performance contribution is small for domestically oriented firms but rises precisely where cross-border coordination demands are heaviest, flattening the descending limb. The second is a selection or sunk-cost artefact: firms that adopt low-cost digital tools may be disproportionately those facing binding productivity constraints, or may carry near-term adoption costs not yet amortised, depressing the ascending-limb slope without any causal coordination benefit. Both mechanisms generate the same observable curvature, so a significant interaction is consistent with either; we return to this identification limit in the discussion and treat the level effect, for which selection works against rather than toward the hypothesis, as the more robustly interpretable component.</w:t>
+        <w:t xml:space="preserve">Digital adoption, measured through website presence and electronic-payment share, has been associated with reduced communication and transaction costs (Verhoef et al., 2021). In the CDCM (Context-Contingent Digital Capability Model) developed in related work in this programme, DAI’s effect depends on the interaction of regime quality, FSTS level, and digital market saturation (Authors, 2024). Specifically, in institutionally advanced economies where digital infrastructure is mature, DAI provides universal performance lifts (as in the companion Singapore study:</w:t>
+      </w:r>
+      <w:r>
+        <w:t xml:space="preserve"> </w:t>
+      </w:r>
+      <m:oMath>
+        <m:r>
+          <m:t>β</m:t>
+        </m:r>
+      </m:oMath>
+      <w:r>
+        <w:t xml:space="preserve">(DAI) positive and significant). In emerging-economy contexts with substantial selection into digital adoption (the companion Vietnam study: IV-estimated</w:t>
+      </w:r>
+      <w:r>
+        <w:t xml:space="preserve"> </w:t>
+      </w:r>
+      <m:oMath>
+        <m:r>
+          <m:t>β</m:t>
+        </m:r>
+      </m:oMath>
+      <w:r>
+        <w:t xml:space="preserve">(DAI)</w:t>
+      </w:r>
+      <w:r>
+        <w:t xml:space="preserve"> </w:t>
+      </w:r>
+      <m:oMath>
+        <m:r>
+          <m:rPr>
+            <m:sty m:val="p"/>
+          </m:rPr>
+          <m:t>≈</m:t>
+        </m:r>
+      </m:oMath>
+      <w:r>
+        <w:t xml:space="preserve"> </w:t>
+      </w:r>
+      <w:r>
+        <w:t xml:space="preserve">0, consistent with selection bias in OLS), DAI’s curve-shaping role is attenuated. Across the pooled multi-economy sample, we expect DAI to raise performance levels broadly across the sample (level effect). In a fully specified model that also accounts for managerial quality, which correlates with digital adoption, the residual DAI variation may reveal a capability-complementarity curve effect: digitally equipped firms at low FSTS face sunk adoption costs that compress near-term productivity, while digital infrastructure supports coordination efficiency at high FSTS where cross-border management demands are greatest.</w:t>
+      </w:r>
+    </w:p>
+    <w:p>
+      <w:pPr>
+        <w:pStyle w:val="BodyText"/>
+      </w:pPr>
+      <w:r>
+        <w:t xml:space="preserve">The predicted curve signature, a negative</w:t>
+      </w:r>
+      <w:r>
+        <w:t xml:space="preserve"> </w:t>
+      </w:r>
+      <m:oMath>
+        <m:r>
+          <m:rPr>
+            <m:nor/>
+            <m:sty m:val="p"/>
+          </m:rPr>
+          <m:t>FSTS</m:t>
+        </m:r>
+        <m:r>
+          <m:rPr>
+            <m:sty m:val="p"/>
+          </m:rPr>
+          <m:t>×</m:t>
+        </m:r>
+        <m:r>
+          <m:rPr>
+            <m:nor/>
+            <m:sty m:val="p"/>
+          </m:rPr>
+          <m:t>DAI</m:t>
+        </m:r>
+      </m:oMath>
+      <w:r>
+        <w:t xml:space="preserve"> </w:t>
+      </w:r>
+      <w:r>
+        <w:t xml:space="preserve">interaction paired with a positive</w:t>
+      </w:r>
+      <w:r>
+        <w:t xml:space="preserve"> </w:t>
+      </w:r>
+      <m:oMath>
+        <m:sSup>
+          <m:e>
+            <m:r>
+              <m:rPr>
+                <m:nor/>
+                <m:sty m:val="p"/>
+              </m:rPr>
+              <m:t>FSTS</m:t>
+            </m:r>
+          </m:e>
+          <m:sup>
+            <m:r>
+              <m:t>2</m:t>
+            </m:r>
+          </m:sup>
+        </m:sSup>
+        <m:r>
+          <m:rPr>
+            <m:sty m:val="p"/>
+          </m:rPr>
+          <m:t>×</m:t>
+        </m:r>
+        <m:r>
+          <m:rPr>
+            <m:nor/>
+            <m:sty m:val="p"/>
+          </m:rPr>
+          <m:t>DAI</m:t>
+        </m:r>
+      </m:oMath>
+      <w:r>
+        <w:t xml:space="preserve"> </w:t>
+      </w:r>
+      <w:r>
+        <w:t xml:space="preserve">interaction, admits two non-exclusive readings that the present design cannot fully separate, and we flag the ambiguity rather than assume it away. The first is a substantive coordination mechanism: foundational digital interfaces lower the marginal cost of managing geographically dispersed transactions, so their performance contribution is small for domestically oriented firms but rises precisely where cross-border coordination demands are heaviest, flattening the descending limb. The second is a selection or sunk-cost artefact: firms that adopt low-cost digital tools may be disproportionately those facing binding productivity constraints, or may carry near-term adoption costs not yet amortised, depressing the ascending-limb slope without any causal coordination benefit. Both mechanisms generate the same observable curvature, so a significant interaction is consistent with either; we return to this identification limit in the discussion and treat the level effect, for which selection works against rather than toward the hypothesis, as the more robustly interpretable component.</w:t>
       </w:r>
     </w:p>
     <w:p>
@@ -763,7 +942,78 @@
         <w:t xml:space="preserve"> </w:t>
       </w:r>
       <w:r>
-        <w:t xml:space="preserve">the moderation takes, location versus amplitude, as an empirical question the multi-economy design is built to adjudicate. We expect positive FSTS×ICRV and negative FSTS²×ICRV interactions in Group III–VI relative to Group I (a higher Group I baseline coefficient), the negative quadratic interaction implying a deepening concavity as institutions weaken.</w:t>
+        <w:t xml:space="preserve">the moderation takes, location versus amplitude, as an empirical question the multi-economy design is built to adjudicate. We expect positive</w:t>
+      </w:r>
+      <w:r>
+        <w:t xml:space="preserve"> </w:t>
+      </w:r>
+      <m:oMath>
+        <m:r>
+          <m:rPr>
+            <m:nor/>
+            <m:sty m:val="p"/>
+          </m:rPr>
+          <m:t>FSTS</m:t>
+        </m:r>
+        <m:r>
+          <m:rPr>
+            <m:sty m:val="p"/>
+          </m:rPr>
+          <m:t>×</m:t>
+        </m:r>
+        <m:r>
+          <m:rPr>
+            <m:nor/>
+            <m:sty m:val="p"/>
+          </m:rPr>
+          <m:t>ICRV</m:t>
+        </m:r>
+      </m:oMath>
+      <w:r>
+        <w:t xml:space="preserve"> </w:t>
+      </w:r>
+      <w:r>
+        <w:t xml:space="preserve">and negative</w:t>
+      </w:r>
+      <w:r>
+        <w:t xml:space="preserve"> </w:t>
+      </w:r>
+      <m:oMath>
+        <m:sSup>
+          <m:e>
+            <m:r>
+              <m:rPr>
+                <m:nor/>
+                <m:sty m:val="p"/>
+              </m:rPr>
+              <m:t>FSTS</m:t>
+            </m:r>
+          </m:e>
+          <m:sup>
+            <m:r>
+              <m:t>2</m:t>
+            </m:r>
+          </m:sup>
+        </m:sSup>
+        <m:r>
+          <m:rPr>
+            <m:sty m:val="p"/>
+          </m:rPr>
+          <m:t>×</m:t>
+        </m:r>
+        <m:r>
+          <m:rPr>
+            <m:nor/>
+            <m:sty m:val="p"/>
+          </m:rPr>
+          <m:t>ICRV</m:t>
+        </m:r>
+      </m:oMath>
+      <w:r>
+        <w:t xml:space="preserve"> </w:t>
+      </w:r>
+      <w:r>
+        <w:t xml:space="preserve">interactions in Group III–VI relative to Group I (a higher Group I baseline coefficient), the negative quadratic interaction implying a deepening concavity as institutions weaken.</w:t>
       </w:r>
     </w:p>
     <w:p>
@@ -799,7 +1049,38 @@
         <w:pStyle w:val="FirstParagraph"/>
       </w:pPr>
       <w:r>
-        <w:t xml:space="preserve">The Context-Contingent Digital Capability Model (CDCM) developed in this research programme predicts that the I–P curve-reshaping role of digital adoption is not uniform across institutional environments. In institutionally advanced economies (ICRV Group I–II), digital infrastructure is near-universal and close to the competitive baseline, the marginal performance differentiation from website and e-payment adoption is accordingly lower. In institutionally weaker economies (ICRV Group IV–VI), digital adoption remains differentiating: digital market access tools lower the liability-of-foreignness cost and provide cross-border coordination support that institutional voids cannot substitute. The DAI×ICRV interaction therefore tests whether digital capabilities’ curve-reshaping potency (established in H3) varies systematically across the institutional spectrum, specifically, whether compressing the ascending limb and buffering performance decline at high FSTS are more pronounced in weaker-institution economies.</w:t>
+        <w:t xml:space="preserve">The Context-Contingent Digital Capability Model (CDCM) developed in this research programme predicts that the I–P curve-reshaping role of digital adoption is not uniform across institutional environments. In institutionally advanced economies (ICRV Group I–II), digital infrastructure is near-universal and close to the competitive baseline, the marginal performance differentiation from website and e-payment adoption is accordingly lower. In institutionally weaker economies (ICRV Group IV–VI), digital adoption remains differentiating: digital market access tools lower the liability-of-foreignness cost and provide cross-border coordination support that institutional voids cannot substitute. The</w:t>
+      </w:r>
+      <w:r>
+        <w:t xml:space="preserve"> </w:t>
+      </w:r>
+      <m:oMath>
+        <m:r>
+          <m:rPr>
+            <m:nor/>
+            <m:sty m:val="p"/>
+          </m:rPr>
+          <m:t>DAI</m:t>
+        </m:r>
+        <m:r>
+          <m:rPr>
+            <m:sty m:val="p"/>
+          </m:rPr>
+          <m:t>×</m:t>
+        </m:r>
+        <m:r>
+          <m:rPr>
+            <m:nor/>
+            <m:sty m:val="p"/>
+          </m:rPr>
+          <m:t>ICRV</m:t>
+        </m:r>
+      </m:oMath>
+      <w:r>
+        <w:t xml:space="preserve"> </w:t>
+      </w:r>
+      <w:r>
+        <w:t xml:space="preserve">interaction therefore tests whether digital capabilities’ curve-reshaping potency (established in H3) varies systematically across the institutional spectrum, specifically, whether compressing the ascending limb and buffering performance decline at high FSTS are more pronounced in weaker-institution economies.</w:t>
       </w:r>
     </w:p>
     <w:p>
@@ -946,7 +1227,60 @@
         <w:t xml:space="preserve"> </w:t>
       </w:r>
       <w:r>
-        <w:t xml:space="preserve">Defined as the share of sales from direct exports (d3c / 100), ranging from 0 to 1. We mean-centre FSTS at the sample mean for quadratic and interaction models (fsts_c); the quadratic term fsts_c² is computed from the centred value.</w:t>
+        <w:t xml:space="preserve">Defined as the share of sales from direct exports (d3c / 100), ranging from 0 to 1. We mean-centre FSTS at the sample mean for quadratic and interaction models (</w:t>
+      </w:r>
+      <m:oMath>
+        <m:sSub>
+          <m:e>
+            <m:r>
+              <m:rPr>
+                <m:nor/>
+                <m:sty m:val="p"/>
+              </m:rPr>
+              <m:t>FSTS</m:t>
+            </m:r>
+          </m:e>
+          <m:sub>
+            <m:r>
+              <m:t>c</m:t>
+            </m:r>
+          </m:sub>
+        </m:sSub>
+      </m:oMath>
+      <w:r>
+        <w:t xml:space="preserve">); the quadratic term</w:t>
+      </w:r>
+      <w:r>
+        <w:t xml:space="preserve"> </w:t>
+      </w:r>
+      <m:oMath>
+        <m:sSubSup>
+          <m:e>
+            <m:r>
+              <m:rPr>
+                <m:nor/>
+                <m:sty m:val="p"/>
+              </m:rPr>
+              <m:t>FSTS</m:t>
+            </m:r>
+          </m:e>
+          <m:sub>
+            <m:r>
+              <m:t>c</m:t>
+            </m:r>
+          </m:sub>
+          <m:sup>
+            <m:r>
+              <m:t>2</m:t>
+            </m:r>
+          </m:sup>
+        </m:sSubSup>
+      </m:oMath>
+      <w:r>
+        <w:t xml:space="preserve"> </w:t>
+      </w:r>
+      <w:r>
+        <w:t xml:space="preserve">is computed from the centred value.</w:t>
       </w:r>
     </w:p>
     <w:p>
@@ -958,31 +1292,38 @@
           <w:bCs/>
           <w:b/>
         </w:rPr>
-        <w:t xml:space="preserve">Technological capability index (TCI_z).</w:t>
-      </w:r>
-      <w:r>
-        <w:t xml:space="preserve"> </w:t>
-      </w:r>
-      <w:r>
-        <w:t xml:space="preserve">A two-item composite (available in &gt;95% of files) of quality certification (b8: has ISO or other certification) and foreign-technology adoption (e6: uses foreign-licensed technology), standardised to mean 0, SD 1. The z-score preserves cross-economy variation.</w:t>
-      </w:r>
-    </w:p>
-    <w:p>
-      <w:pPr>
-        <w:pStyle w:val="BodyText"/>
-      </w:pPr>
+        <w:t xml:space="preserve">Technological capability index (</w:t>
+      </w:r>
+      <m:oMath>
+        <m:sSub>
+          <m:e>
+            <m:r>
+              <m:rPr>
+                <m:nor/>
+                <m:sty m:val="p"/>
+              </m:rPr>
+              <m:t>TCI</m:t>
+            </m:r>
+          </m:e>
+          <m:sub>
+            <m:r>
+              <m:t>z</m:t>
+            </m:r>
+          </m:sub>
+        </m:sSub>
+      </m:oMath>
       <w:r>
         <w:rPr>
           <w:bCs/>
           <w:b/>
         </w:rPr>
-        <w:t xml:space="preserve">Digital adoption index (DAI_z).</w:t>
-      </w:r>
-      <w:r>
-        <w:t xml:space="preserve"> </w:t>
-      </w:r>
-      <w:r>
-        <w:t xml:space="preserve">Website presence (c22b / e1) averaged with e-payment share (k33 / 100 where available), standardised to mean 0, SD 1. In waves without e-payment items, DAI equals website presence only.</w:t>
+        <w:t xml:space="preserve">).</w:t>
+      </w:r>
+      <w:r>
+        <w:t xml:space="preserve"> </w:t>
+      </w:r>
+      <w:r>
+        <w:t xml:space="preserve">A two-item composite (available in &gt;95% of files) of quality certification (b8: has ISO or other certification) and foreign-technology adoption (e6: uses foreign-licensed technology), standardised to mean 0, SD 1. The z-score preserves cross-economy variation.</w:t>
       </w:r>
     </w:p>
     <w:p>
@@ -994,31 +1335,38 @@
           <w:bCs/>
           <w:b/>
         </w:rPr>
-        <w:t xml:space="preserve">Manager characteristics.</w:t>
-      </w:r>
-      <w:r>
-        <w:t xml:space="preserve"> </w:t>
-      </w:r>
-      <w:r>
-        <w:t xml:space="preserve">Top manager experience in sector (b7, in years) and a binary indicator for female top manager (b7a / b6a).</w:t>
-      </w:r>
-    </w:p>
-    <w:p>
-      <w:pPr>
-        <w:pStyle w:val="BodyText"/>
-      </w:pPr>
+        <w:t xml:space="preserve">Digital adoption index (</w:t>
+      </w:r>
+      <m:oMath>
+        <m:sSub>
+          <m:e>
+            <m:r>
+              <m:rPr>
+                <m:nor/>
+                <m:sty m:val="p"/>
+              </m:rPr>
+              <m:t>DAI</m:t>
+            </m:r>
+          </m:e>
+          <m:sub>
+            <m:r>
+              <m:t>z</m:t>
+            </m:r>
+          </m:sub>
+        </m:sSub>
+      </m:oMath>
       <w:r>
         <w:rPr>
           <w:bCs/>
           <w:b/>
         </w:rPr>
-        <w:t xml:space="preserve">Controls.</w:t>
-      </w:r>
-      <w:r>
-        <w:t xml:space="preserve"> </w:t>
-      </w:r>
-      <w:r>
-        <w:t xml:space="preserve">Female ownership share (b4 &gt; 0.5: majority female-owned, binary), foreign ownership percentage (b6a / 100), firm age (in years, current year − b5), and log permanent employees (ln l1_workers) as a size proxy.</w:t>
+        <w:t xml:space="preserve">).</w:t>
+      </w:r>
+      <w:r>
+        <w:t xml:space="preserve"> </w:t>
+      </w:r>
+      <w:r>
+        <w:t xml:space="preserve">Website presence (c22b / e1) averaged with e-payment share (k33 / 100 where available), standardised to mean 0, SD 1. In waves without e-payment items, DAI equals website presence only.</w:t>
       </w:r>
     </w:p>
     <w:p>
@@ -1030,6 +1378,42 @@
           <w:bCs/>
           <w:b/>
         </w:rPr>
+        <w:t xml:space="preserve">Manager characteristics.</w:t>
+      </w:r>
+      <w:r>
+        <w:t xml:space="preserve"> </w:t>
+      </w:r>
+      <w:r>
+        <w:t xml:space="preserve">Top manager experience in sector (b7, in years) and a binary indicator for female top manager (b7a / b6a).</w:t>
+      </w:r>
+    </w:p>
+    <w:p>
+      <w:pPr>
+        <w:pStyle w:val="BodyText"/>
+      </w:pPr>
+      <w:r>
+        <w:rPr>
+          <w:bCs/>
+          <w:b/>
+        </w:rPr>
+        <w:t xml:space="preserve">Controls.</w:t>
+      </w:r>
+      <w:r>
+        <w:t xml:space="preserve"> </w:t>
+      </w:r>
+      <w:r>
+        <w:t xml:space="preserve">Female ownership share (b4 &gt; 0.5: majority female-owned, binary), foreign ownership percentage (b6a / 100), firm age (in years, current year − b5), and log permanent employees (ln l1_workers) as a size proxy.</w:t>
+      </w:r>
+    </w:p>
+    <w:p>
+      <w:pPr>
+        <w:pStyle w:val="BodyText"/>
+      </w:pPr>
+      <w:r>
+        <w:rPr>
+          <w:bCs/>
+          <w:b/>
+        </w:rPr>
         <w:t xml:space="preserve">Institutional regime (ICRV group).</w:t>
       </w:r>
       <w:r>
@@ -1062,15 +1446,214 @@
         <w:pStyle w:val="BodyText"/>
       </w:pPr>
       <w:r>
-        <w:t xml:space="preserve">The inverted-U shape is formally confirmed using the Lind–Mehlum (2010) test, which requires: (a) β₁ &gt; 0, β₂ &lt; 0, and (b) the turning point lies strictly within the observed FSTS range, and (c) the slope at the extremes satisfies the directional prediction. We report the turning point as: TP = −β₁ / (2β₂) + mean(FSTS), where β₁ and β₂ are estimated on the mean-centred FSTS_c scale and the result is expressed as a proportion (0–1) of total sales.</w:t>
-      </w:r>
-    </w:p>
-    <w:p>
-      <w:pPr>
-        <w:pStyle w:val="BodyText"/>
-      </w:pPr>
-      <w:r>
-        <w:t xml:space="preserve">For moderation tests (M7–M11), we include interaction terms FSTS×moderator and FSTS²×moderator. The joint significance of the two interaction terms is tested with an F-test; we report both the joint p-value and individual coefficient p-values.</w:t>
+        <w:t xml:space="preserve">The inverted-U shape is formally confirmed using the Lind–Mehlum (2010) test, which requires: (a)</w:t>
+      </w:r>
+      <w:r>
+        <w:t xml:space="preserve"> </w:t>
+      </w:r>
+      <m:oMath>
+        <m:sSub>
+          <m:e>
+            <m:r>
+              <m:t>β</m:t>
+            </m:r>
+          </m:e>
+          <m:sub>
+            <m:r>
+              <m:t>1</m:t>
+            </m:r>
+          </m:sub>
+        </m:sSub>
+      </m:oMath>
+      <w:r>
+        <w:t xml:space="preserve"> </w:t>
+      </w:r>
+      <w:r>
+        <w:t xml:space="preserve">&gt; 0,</w:t>
+      </w:r>
+      <w:r>
+        <w:t xml:space="preserve"> </w:t>
+      </w:r>
+      <m:oMath>
+        <m:sSub>
+          <m:e>
+            <m:r>
+              <m:t>β</m:t>
+            </m:r>
+          </m:e>
+          <m:sub>
+            <m:r>
+              <m:t>2</m:t>
+            </m:r>
+          </m:sub>
+        </m:sSub>
+      </m:oMath>
+      <w:r>
+        <w:t xml:space="preserve"> </w:t>
+      </w:r>
+      <w:r>
+        <w:t xml:space="preserve">&lt; 0, and (b) the turning point lies strictly within the observed FSTS range, and (c) the slope at the extremes satisfies the directional prediction. We report the turning point as: TP = −</w:t>
+      </w:r>
+      <m:oMath>
+        <m:sSub>
+          <m:e>
+            <m:r>
+              <m:t>β</m:t>
+            </m:r>
+          </m:e>
+          <m:sub>
+            <m:r>
+              <m:t>1</m:t>
+            </m:r>
+          </m:sub>
+        </m:sSub>
+      </m:oMath>
+      <w:r>
+        <w:t xml:space="preserve"> </w:t>
+      </w:r>
+      <w:r>
+        <w:t xml:space="preserve">/ (2</w:t>
+      </w:r>
+      <m:oMath>
+        <m:sSub>
+          <m:e>
+            <m:r>
+              <m:t>β</m:t>
+            </m:r>
+          </m:e>
+          <m:sub>
+            <m:r>
+              <m:t>2</m:t>
+            </m:r>
+          </m:sub>
+        </m:sSub>
+      </m:oMath>
+      <w:r>
+        <w:t xml:space="preserve">) + mean(FSTS), where</w:t>
+      </w:r>
+      <w:r>
+        <w:t xml:space="preserve"> </w:t>
+      </w:r>
+      <m:oMath>
+        <m:sSub>
+          <m:e>
+            <m:r>
+              <m:t>β</m:t>
+            </m:r>
+          </m:e>
+          <m:sub>
+            <m:r>
+              <m:t>1</m:t>
+            </m:r>
+          </m:sub>
+        </m:sSub>
+      </m:oMath>
+      <w:r>
+        <w:t xml:space="preserve"> </w:t>
+      </w:r>
+      <w:r>
+        <w:t xml:space="preserve">and</w:t>
+      </w:r>
+      <w:r>
+        <w:t xml:space="preserve"> </w:t>
+      </w:r>
+      <m:oMath>
+        <m:sSub>
+          <m:e>
+            <m:r>
+              <m:t>β</m:t>
+            </m:r>
+          </m:e>
+          <m:sub>
+            <m:r>
+              <m:t>2</m:t>
+            </m:r>
+          </m:sub>
+        </m:sSub>
+      </m:oMath>
+      <w:r>
+        <w:t xml:space="preserve"> </w:t>
+      </w:r>
+      <w:r>
+        <w:t xml:space="preserve">are estimated on the mean-centred</w:t>
+      </w:r>
+      <w:r>
+        <w:t xml:space="preserve"> </w:t>
+      </w:r>
+      <m:oMath>
+        <m:sSub>
+          <m:e>
+            <m:r>
+              <m:rPr>
+                <m:nor/>
+                <m:sty m:val="p"/>
+              </m:rPr>
+              <m:t>FSTS</m:t>
+            </m:r>
+          </m:e>
+          <m:sub>
+            <m:r>
+              <m:t>c</m:t>
+            </m:r>
+          </m:sub>
+        </m:sSub>
+      </m:oMath>
+      <w:r>
+        <w:t xml:space="preserve"> </w:t>
+      </w:r>
+      <w:r>
+        <w:t xml:space="preserve">scale and the result is expressed as a proportion (0–1) of total sales.</w:t>
+      </w:r>
+    </w:p>
+    <w:p>
+      <w:pPr>
+        <w:pStyle w:val="BodyText"/>
+      </w:pPr>
+      <w:r>
+        <w:t xml:space="preserve">For moderation tests (M7–M11), we include interaction terms FSTS</w:t>
+      </w:r>
+      <m:oMath>
+        <m:r>
+          <m:rPr>
+            <m:sty m:val="p"/>
+          </m:rPr>
+          <m:t>×</m:t>
+        </m:r>
+      </m:oMath>
+      <w:r>
+        <w:t xml:space="preserve">moderator and</w:t>
+      </w:r>
+      <w:r>
+        <w:t xml:space="preserve"> </w:t>
+      </w:r>
+      <m:oMath>
+        <m:sSup>
+          <m:e>
+            <m:r>
+              <m:rPr>
+                <m:nor/>
+                <m:sty m:val="p"/>
+              </m:rPr>
+              <m:t>FSTS</m:t>
+            </m:r>
+          </m:e>
+          <m:sup>
+            <m:r>
+              <m:t>2</m:t>
+            </m:r>
+          </m:sup>
+        </m:sSup>
+      </m:oMath>
+      <m:oMath>
+        <m:r>
+          <m:rPr>
+            <m:sty m:val="p"/>
+          </m:rPr>
+          <m:t>×</m:t>
+        </m:r>
+      </m:oMath>
+      <w:r>
+        <w:t xml:space="preserve">moderator. The joint significance of the two interaction terms is tested with an F-test; we report both the joint p-value and individual coefficient p-values.</w:t>
       </w:r>
     </w:p>
     <w:p>
@@ -1154,7 +1737,92 @@
         <w:pStyle w:val="FirstParagraph"/>
       </w:pPr>
       <w:r>
-        <w:t xml:space="preserve">The analytic sample for M2 (outcome + FSTS non-missing) is N = 82,302. Adding controls reduces the sample to N = 36,772 (M3); country-year FE model M5 uses the same sample. TCI-moderation models (M6, M7) use N ≈ 36,481; adding DAI (M8) N ≈ 36,372; manager models (M9) N ≈ 34,228; ICRV-moderation (M10) N ≈ 30,360; full three-way (M11) N ≈ 28,500. The drop from M2 to M3/M5 reflects missingness in control variables (primarily foreign ownership and firm age), which is more prevalent in smaller economies and early WBES waves.</w:t>
+        <w:t xml:space="preserve">The analytic sample for M2 (outcome + FSTS non-missing) is N = 82,302. Adding controls reduces the sample to N = 36,772 (M3); country-year FE model M5 uses the same sample. TCI-moderation models (M6, M7) use N</w:t>
+      </w:r>
+      <w:r>
+        <w:t xml:space="preserve"> </w:t>
+      </w:r>
+      <m:oMath>
+        <m:r>
+          <m:rPr>
+            <m:sty m:val="p"/>
+          </m:rPr>
+          <m:t>≈</m:t>
+        </m:r>
+      </m:oMath>
+      <w:r>
+        <w:t xml:space="preserve"> </w:t>
+      </w:r>
+      <w:r>
+        <w:t xml:space="preserve">36,481; adding DAI (M8) N</w:t>
+      </w:r>
+      <w:r>
+        <w:t xml:space="preserve"> </w:t>
+      </w:r>
+      <m:oMath>
+        <m:r>
+          <m:rPr>
+            <m:sty m:val="p"/>
+          </m:rPr>
+          <m:t>≈</m:t>
+        </m:r>
+      </m:oMath>
+      <w:r>
+        <w:t xml:space="preserve"> </w:t>
+      </w:r>
+      <w:r>
+        <w:t xml:space="preserve">36,372; manager models (M9) N</w:t>
+      </w:r>
+      <w:r>
+        <w:t xml:space="preserve"> </w:t>
+      </w:r>
+      <m:oMath>
+        <m:r>
+          <m:rPr>
+            <m:sty m:val="p"/>
+          </m:rPr>
+          <m:t>≈</m:t>
+        </m:r>
+      </m:oMath>
+      <w:r>
+        <w:t xml:space="preserve"> </w:t>
+      </w:r>
+      <w:r>
+        <w:t xml:space="preserve">34,228; ICRV-moderation (M10) N</w:t>
+      </w:r>
+      <w:r>
+        <w:t xml:space="preserve"> </w:t>
+      </w:r>
+      <m:oMath>
+        <m:r>
+          <m:rPr>
+            <m:sty m:val="p"/>
+          </m:rPr>
+          <m:t>≈</m:t>
+        </m:r>
+      </m:oMath>
+      <w:r>
+        <w:t xml:space="preserve"> </w:t>
+      </w:r>
+      <w:r>
+        <w:t xml:space="preserve">30,360; full three-way (M11) N</w:t>
+      </w:r>
+      <w:r>
+        <w:t xml:space="preserve"> </w:t>
+      </w:r>
+      <m:oMath>
+        <m:r>
+          <m:rPr>
+            <m:sty m:val="p"/>
+          </m:rPr>
+          <m:t>≈</m:t>
+        </m:r>
+      </m:oMath>
+      <w:r>
+        <w:t xml:space="preserve"> </w:t>
+      </w:r>
+      <w:r>
+        <w:t xml:space="preserve">28,500. The drop from M2 to M3/M5 reflects missingness in control variables (primarily foreign ownership and firm age), which is more prevalent in smaller economies and early WBES waves.</w:t>
       </w:r>
     </w:p>
     <w:p>
@@ -1189,7 +1857,58 @@
         <w:pStyle w:val="FirstParagraph"/>
       </w:pPr>
       <w:r>
-        <w:t xml:space="preserve">The full analytic sample spans 45 economies and 98 country-year waves. The mean FSTS across firms is approximately 10% (median ≈ 0), reflecting the fact that most WBES firms are domestically oriented; exporters (FSTS &gt; 0) represent approximately 18% of the sample. Labour productivity ranges from ln(LP) ≈ 9 (Kiribati, Timor-Leste) to ln(LP) ≈ 20 (Vietnam, Korea, reflecting PPP-unadjusted nominal sales differences). Pairwise correlations among focal variables are modest (|r| &lt; .15 for all pairs), and variance inflation factors in the full model are below 3.5, ruling out multicollinearity concerns.</w:t>
+        <w:t xml:space="preserve">The full analytic sample spans 45 economies and 98 country-year waves. The mean FSTS across firms is approximately 10% (median</w:t>
+      </w:r>
+      <w:r>
+        <w:t xml:space="preserve"> </w:t>
+      </w:r>
+      <m:oMath>
+        <m:r>
+          <m:rPr>
+            <m:sty m:val="p"/>
+          </m:rPr>
+          <m:t>≈</m:t>
+        </m:r>
+      </m:oMath>
+      <w:r>
+        <w:t xml:space="preserve"> </w:t>
+      </w:r>
+      <w:r>
+        <w:t xml:space="preserve">0), reflecting the fact that most WBES firms are domestically oriented; exporters (FSTS &gt; 0) represent approximately 18% of the sample. Labour productivity ranges from ln(LP)</w:t>
+      </w:r>
+      <w:r>
+        <w:t xml:space="preserve"> </w:t>
+      </w:r>
+      <m:oMath>
+        <m:r>
+          <m:rPr>
+            <m:sty m:val="p"/>
+          </m:rPr>
+          <m:t>≈</m:t>
+        </m:r>
+      </m:oMath>
+      <w:r>
+        <w:t xml:space="preserve"> </w:t>
+      </w:r>
+      <w:r>
+        <w:t xml:space="preserve">9 (Kiribati, Timor-Leste) to ln(LP)</w:t>
+      </w:r>
+      <w:r>
+        <w:t xml:space="preserve"> </w:t>
+      </w:r>
+      <m:oMath>
+        <m:r>
+          <m:rPr>
+            <m:sty m:val="p"/>
+          </m:rPr>
+          <m:t>≈</m:t>
+        </m:r>
+      </m:oMath>
+      <w:r>
+        <w:t xml:space="preserve"> </w:t>
+      </w:r>
+      <w:r>
+        <w:t xml:space="preserve">20 (Vietnam, Korea, reflecting PPP-unadjusted nominal sales differences). Pairwise correlations among focal variables are modest (|r| &lt; .15 for all pairs), and variance inflation factors in the full model are below 3.5, ruling out multicollinearity concerns.</w:t>
       </w:r>
     </w:p>
     <w:bookmarkEnd w:id="35"/>
@@ -1219,7 +1938,251 @@
         <w:pStyle w:val="BodyText"/>
       </w:pPr>
       <w:r>
-        <w:t xml:space="preserve">The baseline linear model (M0) confirms that FSTS alone adds no explanatory power (adjR² = .000). Adding the quadratic term FSTS² (M2) yields β₁ = +1.211 (p &lt; .001) and β₂ = −1.630 (p &lt; .001), consistent with an inverted-U. Following Haans, Pieters, and He (2016), all four formal conditions for a genuine inverted-U are satisfied in M2: (C1) β₁ = +1.211 (p &lt; .001), confirming a positive ascending limb; (C2) β₂ = −1.630 (p &lt; .001), confirming concavity; (C3) the turning point TP* ≈ 37.1% lies well within the observed FSTS range [0%, 100%]; and (C4) the marginal effect of internationalization is positive at the lower data boundary (FSTS ≈ 0%, slope ≈ +1.21) and negative at the upper boundary (FSTS ≈ 100%, slope ≈ −2.05), with opposite signs confirmed by the Lind–Mehlum (2010) u-test (joint p &lt; .001). The inverted-U remains significant when controls are added (M3: TP = 34.1%, LM p &lt; .001) and when country-year fixed effects absorb all unobserved time-varying country heterogeneity (M5: TP = 39.5%, LM p &lt; .001, adjR² = .671). The consistency of the turning point across M2, M3, and M5, ranging from 34.1% to 39.5%, provides strong evidence that the inverted-U is not an artefact of omitted country-level confounders. The inverted-U is also confirmed in the full three-way moderation model M11 (TP = 25.7%, LM p = .026), establishing robustness to the most demanding specification.</w:t>
+        <w:t xml:space="preserve">The baseline linear model (M0) confirms that FSTS alone adds no explanatory power (adj</w:t>
+      </w:r>
+      <m:oMath>
+        <m:sSup>
+          <m:e>
+            <m:r>
+              <m:t>R</m:t>
+            </m:r>
+          </m:e>
+          <m:sup>
+            <m:r>
+              <m:t>2</m:t>
+            </m:r>
+          </m:sup>
+        </m:sSup>
+      </m:oMath>
+      <w:r>
+        <w:t xml:space="preserve"> </w:t>
+      </w:r>
+      <w:r>
+        <w:t xml:space="preserve">= .000). Adding the quadratic term</w:t>
+      </w:r>
+      <w:r>
+        <w:t xml:space="preserve"> </w:t>
+      </w:r>
+      <m:oMath>
+        <m:sSup>
+          <m:e>
+            <m:r>
+              <m:rPr>
+                <m:nor/>
+                <m:sty m:val="p"/>
+              </m:rPr>
+              <m:t>FSTS</m:t>
+            </m:r>
+          </m:e>
+          <m:sup>
+            <m:r>
+              <m:t>2</m:t>
+            </m:r>
+          </m:sup>
+        </m:sSup>
+      </m:oMath>
+      <w:r>
+        <w:t xml:space="preserve"> </w:t>
+      </w:r>
+      <w:r>
+        <w:t xml:space="preserve">(M2) yields</w:t>
+      </w:r>
+      <w:r>
+        <w:t xml:space="preserve"> </w:t>
+      </w:r>
+      <m:oMath>
+        <m:sSub>
+          <m:e>
+            <m:r>
+              <m:t>β</m:t>
+            </m:r>
+          </m:e>
+          <m:sub>
+            <m:r>
+              <m:t>1</m:t>
+            </m:r>
+          </m:sub>
+        </m:sSub>
+      </m:oMath>
+      <w:r>
+        <w:t xml:space="preserve"> </w:t>
+      </w:r>
+      <w:r>
+        <w:t xml:space="preserve">= +1.211 (p &lt; .001) and</w:t>
+      </w:r>
+      <w:r>
+        <w:t xml:space="preserve"> </w:t>
+      </w:r>
+      <m:oMath>
+        <m:sSub>
+          <m:e>
+            <m:r>
+              <m:t>β</m:t>
+            </m:r>
+          </m:e>
+          <m:sub>
+            <m:r>
+              <m:t>2</m:t>
+            </m:r>
+          </m:sub>
+        </m:sSub>
+      </m:oMath>
+      <w:r>
+        <w:t xml:space="preserve"> </w:t>
+      </w:r>
+      <w:r>
+        <w:t xml:space="preserve">= −1.630 (p &lt; .001), consistent with an inverted-U. Following Haans, Pieters, and He (2016), all four formal conditions for a genuine inverted-U are satisfied in M2: (C1)</w:t>
+      </w:r>
+      <w:r>
+        <w:t xml:space="preserve"> </w:t>
+      </w:r>
+      <m:oMath>
+        <m:sSub>
+          <m:e>
+            <m:r>
+              <m:t>β</m:t>
+            </m:r>
+          </m:e>
+          <m:sub>
+            <m:r>
+              <m:t>1</m:t>
+            </m:r>
+          </m:sub>
+        </m:sSub>
+      </m:oMath>
+      <w:r>
+        <w:t xml:space="preserve"> </w:t>
+      </w:r>
+      <w:r>
+        <w:t xml:space="preserve">= +1.211 (p &lt; .001), confirming a positive ascending limb; (C2)</w:t>
+      </w:r>
+      <w:r>
+        <w:t xml:space="preserve"> </w:t>
+      </w:r>
+      <m:oMath>
+        <m:sSub>
+          <m:e>
+            <m:r>
+              <m:t>β</m:t>
+            </m:r>
+          </m:e>
+          <m:sub>
+            <m:r>
+              <m:t>2</m:t>
+            </m:r>
+          </m:sub>
+        </m:sSub>
+      </m:oMath>
+      <w:r>
+        <w:t xml:space="preserve"> </w:t>
+      </w:r>
+      <w:r>
+        <w:t xml:space="preserve">= −1.630 (p &lt; .001), confirming concavity; (C3) the turning point TP*</w:t>
+      </w:r>
+      <w:r>
+        <w:t xml:space="preserve"> </w:t>
+      </w:r>
+      <m:oMath>
+        <m:r>
+          <m:rPr>
+            <m:sty m:val="p"/>
+          </m:rPr>
+          <m:t>≈</m:t>
+        </m:r>
+      </m:oMath>
+      <w:r>
+        <w:t xml:space="preserve"> </w:t>
+      </w:r>
+      <w:r>
+        <w:t xml:space="preserve">37.1% lies well within the observed FSTS range [0%, 100%]; and (C4) the marginal effect of internationalization is positive at the lower data boundary (FSTS</w:t>
+      </w:r>
+      <w:r>
+        <w:t xml:space="preserve"> </w:t>
+      </w:r>
+      <m:oMath>
+        <m:r>
+          <m:rPr>
+            <m:sty m:val="p"/>
+          </m:rPr>
+          <m:t>≈</m:t>
+        </m:r>
+      </m:oMath>
+      <w:r>
+        <w:t xml:space="preserve"> </w:t>
+      </w:r>
+      <w:r>
+        <w:t xml:space="preserve">0%, slope</w:t>
+      </w:r>
+      <w:r>
+        <w:t xml:space="preserve"> </w:t>
+      </w:r>
+      <m:oMath>
+        <m:r>
+          <m:rPr>
+            <m:sty m:val="p"/>
+          </m:rPr>
+          <m:t>≈</m:t>
+        </m:r>
+      </m:oMath>
+      <w:r>
+        <w:t xml:space="preserve"> </w:t>
+      </w:r>
+      <w:r>
+        <w:t xml:space="preserve">+1.21) and negative at the upper boundary (FSTS</w:t>
+      </w:r>
+      <w:r>
+        <w:t xml:space="preserve"> </w:t>
+      </w:r>
+      <m:oMath>
+        <m:r>
+          <m:rPr>
+            <m:sty m:val="p"/>
+          </m:rPr>
+          <m:t>≈</m:t>
+        </m:r>
+      </m:oMath>
+      <w:r>
+        <w:t xml:space="preserve"> </w:t>
+      </w:r>
+      <w:r>
+        <w:t xml:space="preserve">100%, slope</w:t>
+      </w:r>
+      <w:r>
+        <w:t xml:space="preserve"> </w:t>
+      </w:r>
+      <m:oMath>
+        <m:r>
+          <m:rPr>
+            <m:sty m:val="p"/>
+          </m:rPr>
+          <m:t>≈</m:t>
+        </m:r>
+      </m:oMath>
+      <w:r>
+        <w:t xml:space="preserve"> </w:t>
+      </w:r>
+      <w:r>
+        <w:t xml:space="preserve">−2.05), with opposite signs confirmed by the Lind–Mehlum (2010) u-test (joint p &lt; .001). The inverted-U remains significant when controls are added (M3: TP = 34.1%, LM p &lt; .001) and when country-year fixed effects absorb all unobserved time-varying country heterogeneity (M5: TP = 39.5%, LM p &lt; .001, adj</w:t>
+      </w:r>
+      <m:oMath>
+        <m:sSup>
+          <m:e>
+            <m:r>
+              <m:t>R</m:t>
+            </m:r>
+          </m:e>
+          <m:sup>
+            <m:r>
+              <m:t>2</m:t>
+            </m:r>
+          </m:sup>
+        </m:sSup>
+      </m:oMath>
+      <w:r>
+        <w:t xml:space="preserve"> </w:t>
+      </w:r>
+      <w:r>
+        <w:t xml:space="preserve">= .671). The consistency of the turning point across M2, M3, and M5, ranging from 34.1% to 39.5%, provides strong evidence that the inverted-U is not an artefact of omitted country-level confounders. The inverted-U is also confirmed in the full three-way moderation model M11 (TP = 25.7%, LM p = .026), establishing robustness to the most demanding specification.</w:t>
       </w:r>
     </w:p>
     <w:p>
@@ -1267,7 +2230,109 @@
         <w:pStyle w:val="BodyText"/>
       </w:pPr>
       <w:r>
-        <w:t xml:space="preserve">Adding TCI as a main effect (M6: β = +0.342, p &lt; .001) raises adjR² from .017 to .027. The interaction model M7 adds FSTS×TCI and FSTS²×TCI. Results show:</w:t>
+        <w:t xml:space="preserve">Adding TCI as a main effect (M6:</w:t>
+      </w:r>
+      <w:r>
+        <w:t xml:space="preserve"> </w:t>
+      </w:r>
+      <m:oMath>
+        <m:r>
+          <m:t>β</m:t>
+        </m:r>
+      </m:oMath>
+      <w:r>
+        <w:t xml:space="preserve"> </w:t>
+      </w:r>
+      <w:r>
+        <w:t xml:space="preserve">= +0.342, p &lt; .001) raises adj</w:t>
+      </w:r>
+      <m:oMath>
+        <m:sSup>
+          <m:e>
+            <m:r>
+              <m:t>R</m:t>
+            </m:r>
+          </m:e>
+          <m:sup>
+            <m:r>
+              <m:t>2</m:t>
+            </m:r>
+          </m:sup>
+        </m:sSup>
+      </m:oMath>
+      <w:r>
+        <w:t xml:space="preserve"> </w:t>
+      </w:r>
+      <w:r>
+        <w:t xml:space="preserve">from .017 to .027. The interaction model M7 adds</w:t>
+      </w:r>
+      <w:r>
+        <w:t xml:space="preserve"> </w:t>
+      </w:r>
+      <m:oMath>
+        <m:r>
+          <m:rPr>
+            <m:nor/>
+            <m:sty m:val="p"/>
+          </m:rPr>
+          <m:t>FSTS</m:t>
+        </m:r>
+        <m:r>
+          <m:rPr>
+            <m:sty m:val="p"/>
+          </m:rPr>
+          <m:t>×</m:t>
+        </m:r>
+        <m:r>
+          <m:rPr>
+            <m:nor/>
+            <m:sty m:val="p"/>
+          </m:rPr>
+          <m:t>TCI</m:t>
+        </m:r>
+      </m:oMath>
+      <w:r>
+        <w:t xml:space="preserve"> </w:t>
+      </w:r>
+      <w:r>
+        <w:t xml:space="preserve">and</w:t>
+      </w:r>
+      <w:r>
+        <w:t xml:space="preserve"> </w:t>
+      </w:r>
+      <m:oMath>
+        <m:sSup>
+          <m:e>
+            <m:r>
+              <m:rPr>
+                <m:nor/>
+                <m:sty m:val="p"/>
+              </m:rPr>
+              <m:t>FSTS</m:t>
+            </m:r>
+          </m:e>
+          <m:sup>
+            <m:r>
+              <m:t>2</m:t>
+            </m:r>
+          </m:sup>
+        </m:sSup>
+        <m:r>
+          <m:rPr>
+            <m:sty m:val="p"/>
+          </m:rPr>
+          <m:t>×</m:t>
+        </m:r>
+        <m:r>
+          <m:rPr>
+            <m:nor/>
+            <m:sty m:val="p"/>
+          </m:rPr>
+          <m:t>TCI</m:t>
+        </m:r>
+      </m:oMath>
+      <w:r>
+        <w:t xml:space="preserve">. Results show:</w:t>
       </w:r>
     </w:p>
     <w:p>
@@ -1279,7 +2344,21 @@
         <w:pStyle w:val="Compact"/>
       </w:pPr>
       <w:r>
-        <w:t xml:space="preserve">TCI main effect: β = +0.372 (p &lt; .001), higher TCI raises baseline performance</w:t>
+        <w:t xml:space="preserve">TCI main effect:</w:t>
+      </w:r>
+      <w:r>
+        <w:t xml:space="preserve"> </w:t>
+      </w:r>
+      <m:oMath>
+        <m:r>
+          <m:t>β</m:t>
+        </m:r>
+      </m:oMath>
+      <w:r>
+        <w:t xml:space="preserve"> </w:t>
+      </w:r>
+      <w:r>
+        <w:t xml:space="preserve">= +0.372 (p &lt; .001), higher TCI raises baseline performance</w:t>
       </w:r>
     </w:p>
     <w:p>
@@ -1290,8 +2369,44 @@
         </w:numPr>
         <w:pStyle w:val="Compact"/>
       </w:pPr>
-      <w:r>
-        <w:t xml:space="preserve">FSTS×TCI: β = −0.090 (NS), the ascending limb interaction is not significant</w:t>
+      <m:oMath>
+        <m:r>
+          <m:rPr>
+            <m:nor/>
+            <m:sty m:val="p"/>
+          </m:rPr>
+          <m:t>FSTS</m:t>
+        </m:r>
+        <m:r>
+          <m:rPr>
+            <m:sty m:val="p"/>
+          </m:rPr>
+          <m:t>×</m:t>
+        </m:r>
+        <m:r>
+          <m:rPr>
+            <m:nor/>
+            <m:sty m:val="p"/>
+          </m:rPr>
+          <m:t>TCI</m:t>
+        </m:r>
+      </m:oMath>
+      <w:r>
+        <w:t xml:space="preserve">:</w:t>
+      </w:r>
+      <w:r>
+        <w:t xml:space="preserve"> </w:t>
+      </w:r>
+      <m:oMath>
+        <m:r>
+          <m:t>β</m:t>
+        </m:r>
+      </m:oMath>
+      <w:r>
+        <w:t xml:space="preserve"> </w:t>
+      </w:r>
+      <w:r>
+        <w:t xml:space="preserve">= −0.090 (NS), the ascending limb interaction is not significant</w:t>
       </w:r>
     </w:p>
     <w:p>
@@ -1302,8 +2417,53 @@
         </w:numPr>
         <w:pStyle w:val="Compact"/>
       </w:pPr>
-      <w:r>
-        <w:t xml:space="preserve">FSTS²×TCI: β = −0.227 (NS in M7; remains NS in M8, p = .077)</w:t>
+      <m:oMath>
+        <m:sSup>
+          <m:e>
+            <m:r>
+              <m:rPr>
+                <m:nor/>
+                <m:sty m:val="p"/>
+              </m:rPr>
+              <m:t>FSTS</m:t>
+            </m:r>
+          </m:e>
+          <m:sup>
+            <m:r>
+              <m:t>2</m:t>
+            </m:r>
+          </m:sup>
+        </m:sSup>
+        <m:r>
+          <m:rPr>
+            <m:sty m:val="p"/>
+          </m:rPr>
+          <m:t>×</m:t>
+        </m:r>
+        <m:r>
+          <m:rPr>
+            <m:nor/>
+            <m:sty m:val="p"/>
+          </m:rPr>
+          <m:t>TCI</m:t>
+        </m:r>
+      </m:oMath>
+      <w:r>
+        <w:t xml:space="preserve">:</w:t>
+      </w:r>
+      <w:r>
+        <w:t xml:space="preserve"> </w:t>
+      </w:r>
+      <m:oMath>
+        <m:r>
+          <m:t>β</m:t>
+        </m:r>
+      </m:oMath>
+      <w:r>
+        <w:t xml:space="preserve"> </w:t>
+      </w:r>
+      <w:r>
+        <w:t xml:space="preserve">= −0.227 (NS in M7; remains NS in M8, p = .077)</w:t>
       </w:r>
     </w:p>
     <w:p>
@@ -1311,7 +2471,24 @@
         <w:pStyle w:val="FirstParagraph"/>
       </w:pPr>
       <w:r>
-        <w:t xml:space="preserve">The joint F-test for the two TCI interaction terms is not significant across M7–M9. The inverted-U remains confirmed in M7 (TP = 34.2%, LM p &lt; .001). A one-SD increase in TCI raises labour productivity by exp(0.372) − 1 ≈ 45% at mean FSTS, a large and practically meaningful level effect. The curvature steepening predicted by H2 does not emerge in this expanded sample.</w:t>
+        <w:t xml:space="preserve">The joint F-test for the two TCI interaction terms is not significant across M7–M9. The inverted-U remains confirmed in M7 (TP = 34.2%, LM p &lt; .001). A one-SD increase in TCI raises labour productivity by exp(0.372) − 1</w:t>
+      </w:r>
+      <w:r>
+        <w:t xml:space="preserve"> </w:t>
+      </w:r>
+      <m:oMath>
+        <m:r>
+          <m:rPr>
+            <m:sty m:val="p"/>
+          </m:rPr>
+          <m:t>≈</m:t>
+        </m:r>
+      </m:oMath>
+      <w:r>
+        <w:t xml:space="preserve"> </w:t>
+      </w:r>
+      <w:r>
+        <w:t xml:space="preserve">45% at mean FSTS, a large and practically meaningful level effect. The curvature steepening predicted by H2 does not emerge in this expanded sample.</w:t>
       </w:r>
     </w:p>
     <w:p>
@@ -1359,7 +2536,66 @@
         <w:pStyle w:val="BodyText"/>
       </w:pPr>
       <w:r>
-        <w:t xml:space="preserve">When DAI is added to M7, the DAI main effect is positive and statistically significant (β = +0.172, p &lt; .001), consistent with approximately a 19% performance premium for digitally active firms (exp(0.172) − 1 ≈ 19%). Strikingly, both DAI interaction terms are statistically significant in M8: FSTS×DAI = −0.588 (p &lt; .001,</w:t>
+        <w:t xml:space="preserve">When DAI is added to M7, the DAI main effect is positive and statistically significant (</w:t>
+      </w:r>
+      <m:oMath>
+        <m:r>
+          <m:t>β</m:t>
+        </m:r>
+      </m:oMath>
+      <w:r>
+        <w:t xml:space="preserve"> </w:t>
+      </w:r>
+      <w:r>
+        <w:t xml:space="preserve">= +0.172, p &lt; .001), consistent with approximately a 19% performance premium for digitally active firms (exp(0.172) − 1</w:t>
+      </w:r>
+      <w:r>
+        <w:t xml:space="preserve"> </w:t>
+      </w:r>
+      <m:oMath>
+        <m:r>
+          <m:rPr>
+            <m:sty m:val="p"/>
+          </m:rPr>
+          <m:t>≈</m:t>
+        </m:r>
+      </m:oMath>
+      <w:r>
+        <w:t xml:space="preserve"> </w:t>
+      </w:r>
+      <w:r>
+        <w:t xml:space="preserve">19%). Strikingly, both DAI interaction terms are statistically significant in M8:</w:t>
+      </w:r>
+      <w:r>
+        <w:t xml:space="preserve"> </w:t>
+      </w:r>
+      <m:oMath>
+        <m:r>
+          <m:rPr>
+            <m:nor/>
+            <m:sty m:val="p"/>
+          </m:rPr>
+          <m:t>FSTS</m:t>
+        </m:r>
+        <m:r>
+          <m:rPr>
+            <m:sty m:val="p"/>
+          </m:rPr>
+          <m:t>×</m:t>
+        </m:r>
+        <m:r>
+          <m:rPr>
+            <m:nor/>
+            <m:sty m:val="p"/>
+          </m:rPr>
+          <m:t>DAI</m:t>
+        </m:r>
+      </m:oMath>
+      <w:r>
+        <w:t xml:space="preserve"> </w:t>
+      </w:r>
+      <w:r>
+        <w:t xml:space="preserve">= −0.588 (p &lt; .001,</w:t>
       </w:r>
       <w:r>
         <w:t xml:space="preserve"> </w:t>
@@ -1371,7 +2607,7 @@
           <w:iCs/>
           <w:i/>
         </w:rPr>
-        <w:t xml:space="preserve">) and FSTS²×DAI = +0.726 (p = .002,</w:t>
+        <w:t xml:space="preserve">) and</w:t>
       </w:r>
       <w:r>
         <w:rPr>
@@ -1382,46 +2618,287 @@
         </w:rPr>
         <w:t xml:space="preserve"> </w:t>
       </w:r>
-      <w:r>
-        <w:rPr>
-          <w:iCs/>
-          <w:i/>
-        </w:rPr>
-        <w:t xml:space="preserve">). The interaction pattern, negative FSTS×DAI and positive FSTS²×DAI, means that high-DAI firms experience a flatter, shifted I–P curve: lower productivity gains per unit of FSTS at low export intensities (sunk adoption costs, or selection of productivity-constrained firms into digital adoption), but significantly smaller performance declines at high FSTS (digital infrastructure supporting cross-border coordination at scale). This result strengthens further in M9 with manager controls: FSTS×DAI = −0.786 (p &lt; .001,</w:t>
-      </w:r>
-      <w:r>
-        <w:rPr>
-          <w:iCs/>
-          <w:i/>
-        </w:rPr>
-        <w:t xml:space="preserve"> </w:t>
-      </w:r>
+      <m:oMath>
+        <m:sSup>
+          <m:e>
+            <m:r>
+              <m:rPr>
+                <m:nor/>
+                <m:sty m:val="p"/>
+              </m:rPr>
+              <m:t>FSTS</m:t>
+            </m:r>
+          </m:e>
+          <m:sup>
+            <m:r>
+              <m:t>2</m:t>
+            </m:r>
+          </m:sup>
+        </m:sSup>
+        <m:r>
+          <m:rPr>
+            <m:sty m:val="p"/>
+          </m:rPr>
+          <m:t>×</m:t>
+        </m:r>
+        <m:r>
+          <m:rPr>
+            <m:nor/>
+            <m:sty m:val="p"/>
+          </m:rPr>
+          <m:t>DAI</m:t>
+        </m:r>
+      </m:oMath>
       <w:r>
         <w:rPr>
           <w:bCs/>
           <w:b/>
-        </w:rPr>
-        <w:t xml:space="preserve">) and FSTS²×DAI = +0.982 (p &lt; .001,</w:t>
+          <w:iCs/>
+          <w:i/>
+        </w:rPr>
+        <w:t xml:space="preserve"> </w:t>
       </w:r>
       <w:r>
         <w:rPr>
           <w:bCs/>
           <w:b/>
-        </w:rPr>
-        <w:t xml:space="preserve"> </w:t>
-      </w:r>
-      <w:r>
-        <w:t xml:space="preserve">*). The inverted-U is maintained in both specifications (M8: TP = 34.2%; M9: TP = 32.2%).</w:t>
-      </w:r>
-    </w:p>
-    <w:p>
-      <w:pPr>
-        <w:pStyle w:val="BodyText"/>
-      </w:pPr>
+          <w:iCs/>
+          <w:i/>
+        </w:rPr>
+        <w:t xml:space="preserve">= +0.726 (p = .002,</w:t>
+      </w:r>
       <w:r>
         <w:rPr>
           <w:bCs/>
           <w:b/>
+          <w:iCs/>
+          <w:i/>
+        </w:rPr>
+        <w:t xml:space="preserve"> </w:t>
+      </w:r>
+      <w:r>
+        <w:rPr>
+          <w:iCs/>
+          <w:i/>
+        </w:rPr>
+        <w:t xml:space="preserve">). The interaction pattern, negative</w:t>
+      </w:r>
+      <w:r>
+        <w:rPr>
+          <w:iCs/>
+          <w:i/>
+        </w:rPr>
+        <w:t xml:space="preserve"> </w:t>
+      </w:r>
+      <m:oMath>
+        <m:r>
+          <m:rPr>
+            <m:nor/>
+            <m:sty m:val="p"/>
+          </m:rPr>
+          <m:t>FSTS</m:t>
+        </m:r>
+        <m:r>
+          <m:rPr>
+            <m:sty m:val="p"/>
+          </m:rPr>
+          <m:t>×</m:t>
+        </m:r>
+        <m:r>
+          <m:rPr>
+            <m:nor/>
+            <m:sty m:val="p"/>
+          </m:rPr>
+          <m:t>DAI</m:t>
+        </m:r>
+      </m:oMath>
+      <w:r>
+        <w:rPr>
+          <w:iCs/>
+          <w:i/>
+        </w:rPr>
+        <w:t xml:space="preserve"> </w:t>
+      </w:r>
+      <w:r>
+        <w:rPr>
+          <w:iCs/>
+          <w:i/>
+        </w:rPr>
+        <w:t xml:space="preserve">and positive</w:t>
+      </w:r>
+      <w:r>
+        <w:rPr>
+          <w:iCs/>
+          <w:i/>
+        </w:rPr>
+        <w:t xml:space="preserve"> </w:t>
+      </w:r>
+      <m:oMath>
+        <m:sSup>
+          <m:e>
+            <m:r>
+              <m:rPr>
+                <m:nor/>
+                <m:sty m:val="p"/>
+              </m:rPr>
+              <m:t>FSTS</m:t>
+            </m:r>
+          </m:e>
+          <m:sup>
+            <m:r>
+              <m:t>2</m:t>
+            </m:r>
+          </m:sup>
+        </m:sSup>
+        <m:r>
+          <m:rPr>
+            <m:sty m:val="p"/>
+          </m:rPr>
+          <m:t>×</m:t>
+        </m:r>
+        <m:r>
+          <m:rPr>
+            <m:nor/>
+            <m:sty m:val="p"/>
+          </m:rPr>
+          <m:t>DAI</m:t>
+        </m:r>
+      </m:oMath>
+      <w:r>
+        <w:rPr>
+          <w:iCs/>
+          <w:i/>
+        </w:rPr>
+        <w:t xml:space="preserve">, means that high-DAI firms experience a flatter, shifted I–P curve: lower productivity gains per unit of FSTS at low export intensities (sunk adoption costs, or selection of productivity-constrained firms into digital adoption), but significantly smaller performance declines at high FSTS (digital infrastructure supporting cross-border coordination at scale). This result strengthens further in M9 with manager controls:</w:t>
+      </w:r>
+      <w:r>
+        <w:rPr>
+          <w:iCs/>
+          <w:i/>
+        </w:rPr>
+        <w:t xml:space="preserve"> </w:t>
+      </w:r>
+      <m:oMath>
+        <m:r>
+          <m:rPr>
+            <m:nor/>
+            <m:sty m:val="p"/>
+          </m:rPr>
+          <m:t>FSTS</m:t>
+        </m:r>
+        <m:r>
+          <m:rPr>
+            <m:sty m:val="p"/>
+          </m:rPr>
+          <m:t>×</m:t>
+        </m:r>
+        <m:r>
+          <m:rPr>
+            <m:nor/>
+            <m:sty m:val="p"/>
+          </m:rPr>
+          <m:t>DAI</m:t>
+        </m:r>
+      </m:oMath>
+      <w:r>
+        <w:rPr>
+          <w:iCs/>
+          <w:i/>
+        </w:rPr>
+        <w:t xml:space="preserve"> </w:t>
+      </w:r>
+      <w:r>
+        <w:rPr>
+          <w:iCs/>
+          <w:i/>
+        </w:rPr>
+        <w:t xml:space="preserve">= −0.786 (p &lt; .001,</w:t>
+      </w:r>
+      <w:r>
+        <w:rPr>
+          <w:iCs/>
+          <w:i/>
+        </w:rPr>
+        <w:t xml:space="preserve"> </w:t>
+      </w:r>
+      <w:r>
+        <w:rPr>
+          <w:bCs/>
+          <w:b/>
+        </w:rPr>
+        <w:t xml:space="preserve">) and</w:t>
+      </w:r>
+      <w:r>
+        <w:rPr>
+          <w:bCs/>
+          <w:b/>
+        </w:rPr>
+        <w:t xml:space="preserve"> </w:t>
+      </w:r>
+      <m:oMath>
+        <m:sSup>
+          <m:e>
+            <m:r>
+              <m:rPr>
+                <m:nor/>
+                <m:sty m:val="p"/>
+              </m:rPr>
+              <m:t>FSTS</m:t>
+            </m:r>
+          </m:e>
+          <m:sup>
+            <m:r>
+              <m:t>2</m:t>
+            </m:r>
+          </m:sup>
+        </m:sSup>
+        <m:r>
+          <m:rPr>
+            <m:sty m:val="p"/>
+          </m:rPr>
+          <m:t>×</m:t>
+        </m:r>
+        <m:r>
+          <m:rPr>
+            <m:nor/>
+            <m:sty m:val="p"/>
+          </m:rPr>
+          <m:t>DAI</m:t>
+        </m:r>
+      </m:oMath>
+      <w:r>
+        <w:rPr>
+          <w:bCs/>
+          <w:b/>
+        </w:rPr>
+        <w:t xml:space="preserve"> </w:t>
+      </w:r>
+      <w:r>
+        <w:rPr>
+          <w:bCs/>
+          <w:b/>
+        </w:rPr>
+        <w:t xml:space="preserve">= +0.982 (p &lt; .001,</w:t>
+      </w:r>
+      <w:r>
+        <w:rPr>
+          <w:bCs/>
+          <w:b/>
+        </w:rPr>
+        <w:t xml:space="preserve"> </w:t>
+      </w:r>
+      <w:r>
+        <w:t xml:space="preserve">*). The inverted-U is maintained in both specifications (M8: TP = 34.2%; M9: TP = 32.2%).</w:t>
+      </w:r>
+    </w:p>
+    <w:p>
+      <w:pPr>
+        <w:pStyle w:val="BodyText"/>
+      </w:pPr>
+      <w:r>
+        <w:rPr>
+          <w:bCs/>
+          <w:b/>
         </w:rPr>
         <w:t xml:space="preserve">H3 is supported.</w:t>
       </w:r>
@@ -1459,7 +2936,79 @@
         <w:pStyle w:val="BodyText"/>
       </w:pPr>
       <w:r>
-        <w:t xml:space="preserve">Manager experience (β = +0.018, p &lt; .001) and female top manager (β = +0.202, p &lt; .001) both raise firm performance independently of FSTS in M9. The experience effect implies approximately 2% higher labour productivity per additional year of sectoral experience; the female top manager effect implies approximately a 22% performance premium (exp(0.202) − 1 ≈ 22%). The FSTS×manager_experience interaction is not significant in either M9 (β = +0.005, p = .29) or M11 (β = +0.007, p = .26), indicating that managerial experience operates as a level shifter rather than a moderator of the I–P curve.</w:t>
+        <w:t xml:space="preserve">Manager experience (</w:t>
+      </w:r>
+      <m:oMath>
+        <m:r>
+          <m:t>β</m:t>
+        </m:r>
+      </m:oMath>
+      <w:r>
+        <w:t xml:space="preserve"> </w:t>
+      </w:r>
+      <w:r>
+        <w:t xml:space="preserve">= +0.018, p &lt; .001) and female top manager (</w:t>
+      </w:r>
+      <m:oMath>
+        <m:r>
+          <m:t>β</m:t>
+        </m:r>
+      </m:oMath>
+      <w:r>
+        <w:t xml:space="preserve"> </w:t>
+      </w:r>
+      <w:r>
+        <w:t xml:space="preserve">= +0.202, p &lt; .001) both raise firm performance independently of FSTS in M9. The experience effect implies approximately 2% higher labour productivity per additional year of sectoral experience; the female top manager effect implies approximately a 22% performance premium (exp(0.202) − 1</w:t>
+      </w:r>
+      <w:r>
+        <w:t xml:space="preserve"> </w:t>
+      </w:r>
+      <m:oMath>
+        <m:r>
+          <m:rPr>
+            <m:sty m:val="p"/>
+          </m:rPr>
+          <m:t>≈</m:t>
+        </m:r>
+      </m:oMath>
+      <w:r>
+        <w:t xml:space="preserve"> </w:t>
+      </w:r>
+      <w:r>
+        <w:t xml:space="preserve">22%). The FSTS</w:t>
+      </w:r>
+      <m:oMath>
+        <m:r>
+          <m:rPr>
+            <m:sty m:val="p"/>
+          </m:rPr>
+          <m:t>×</m:t>
+        </m:r>
+      </m:oMath>
+      <w:r>
+        <w:t xml:space="preserve">manager_experience interaction is not significant in either M9 (</w:t>
+      </w:r>
+      <m:oMath>
+        <m:r>
+          <m:t>β</m:t>
+        </m:r>
+      </m:oMath>
+      <w:r>
+        <w:t xml:space="preserve"> </w:t>
+      </w:r>
+      <w:r>
+        <w:t xml:space="preserve">= +0.005, p = .29) or M11 (</w:t>
+      </w:r>
+      <m:oMath>
+        <m:r>
+          <m:t>β</m:t>
+        </m:r>
+      </m:oMath>
+      <w:r>
+        <w:t xml:space="preserve"> </w:t>
+      </w:r>
+      <w:r>
+        <w:t xml:space="preserve">= +0.007, p = .26), indicating that managerial experience operates as a level shifter rather than a moderator of the I–P curve.</w:t>
       </w:r>
     </w:p>
     <w:p>
@@ -1507,7 +3056,35 @@
         <w:pStyle w:val="BodyText"/>
       </w:pPr>
       <w:r>
-        <w:t xml:space="preserve">The ICRV group main effect (β = +0.592, p &lt; .001) indicates that, controlling for TCI, DAI, and firm characteristics, each step up the ICRV scale (from Group I to VI, i.e., from stronger to weaker institutions) is associated with approximately an 81% higher labour productivity level (exp(0.592) − 1 ≈ 81%). This counter-intuitive</w:t>
+        <w:t xml:space="preserve">The ICRV group main effect (</w:t>
+      </w:r>
+      <m:oMath>
+        <m:r>
+          <m:t>β</m:t>
+        </m:r>
+      </m:oMath>
+      <w:r>
+        <w:t xml:space="preserve"> </w:t>
+      </w:r>
+      <w:r>
+        <w:t xml:space="preserve">= +0.592, p &lt; .001) indicates that, controlling for TCI, DAI, and firm characteristics, each step up the ICRV scale (from Group I to VI, i.e., from stronger to weaker institutions) is associated with approximately an 81% higher labour productivity level (exp(0.592) − 1</w:t>
+      </w:r>
+      <w:r>
+        <w:t xml:space="preserve"> </w:t>
+      </w:r>
+      <m:oMath>
+        <m:r>
+          <m:rPr>
+            <m:sty m:val="p"/>
+          </m:rPr>
+          <m:t>≈</m:t>
+        </m:r>
+      </m:oMath>
+      <w:r>
+        <w:t xml:space="preserve"> </w:t>
+      </w:r>
+      <w:r>
+        <w:t xml:space="preserve">81%). This counter-intuitive</w:t>
       </w:r>
       <w:r>
         <w:t xml:space="preserve"> </w:t>
@@ -1531,7 +3108,140 @@
         <w:pStyle w:val="BodyText"/>
       </w:pPr>
       <w:r>
-        <w:t xml:space="preserve">More relevant for H5 are the interaction terms: FSTS×ICRV (β = +1.849, p &lt; .001) and FSTS²×ICRV (β = −2.932, p &lt; .001). The negative FSTS²×ICRV term indicates that the</w:t>
+        <w:t xml:space="preserve">More relevant for H5 are the interaction terms:</w:t>
+      </w:r>
+      <w:r>
+        <w:t xml:space="preserve"> </w:t>
+      </w:r>
+      <m:oMath>
+        <m:r>
+          <m:rPr>
+            <m:nor/>
+            <m:sty m:val="p"/>
+          </m:rPr>
+          <m:t>FSTS</m:t>
+        </m:r>
+        <m:r>
+          <m:rPr>
+            <m:sty m:val="p"/>
+          </m:rPr>
+          <m:t>×</m:t>
+        </m:r>
+        <m:r>
+          <m:rPr>
+            <m:nor/>
+            <m:sty m:val="p"/>
+          </m:rPr>
+          <m:t>ICRV</m:t>
+        </m:r>
+      </m:oMath>
+      <w:r>
+        <w:t xml:space="preserve"> </w:t>
+      </w:r>
+      <w:r>
+        <w:t xml:space="preserve">(</w:t>
+      </w:r>
+      <m:oMath>
+        <m:r>
+          <m:t>β</m:t>
+        </m:r>
+      </m:oMath>
+      <w:r>
+        <w:t xml:space="preserve"> </w:t>
+      </w:r>
+      <w:r>
+        <w:t xml:space="preserve">= +1.849, p &lt; .001) and</w:t>
+      </w:r>
+      <w:r>
+        <w:t xml:space="preserve"> </w:t>
+      </w:r>
+      <m:oMath>
+        <m:sSup>
+          <m:e>
+            <m:r>
+              <m:rPr>
+                <m:nor/>
+                <m:sty m:val="p"/>
+              </m:rPr>
+              <m:t>FSTS</m:t>
+            </m:r>
+          </m:e>
+          <m:sup>
+            <m:r>
+              <m:t>2</m:t>
+            </m:r>
+          </m:sup>
+        </m:sSup>
+        <m:r>
+          <m:rPr>
+            <m:sty m:val="p"/>
+          </m:rPr>
+          <m:t>×</m:t>
+        </m:r>
+        <m:r>
+          <m:rPr>
+            <m:nor/>
+            <m:sty m:val="p"/>
+          </m:rPr>
+          <m:t>ICRV</m:t>
+        </m:r>
+      </m:oMath>
+      <w:r>
+        <w:t xml:space="preserve"> </w:t>
+      </w:r>
+      <w:r>
+        <w:t xml:space="preserve">(</w:t>
+      </w:r>
+      <m:oMath>
+        <m:r>
+          <m:t>β</m:t>
+        </m:r>
+      </m:oMath>
+      <w:r>
+        <w:t xml:space="preserve"> </w:t>
+      </w:r>
+      <w:r>
+        <w:t xml:space="preserve">= −2.932, p &lt; .001). The negative</w:t>
+      </w:r>
+      <w:r>
+        <w:t xml:space="preserve"> </w:t>
+      </w:r>
+      <m:oMath>
+        <m:sSup>
+          <m:e>
+            <m:r>
+              <m:rPr>
+                <m:nor/>
+                <m:sty m:val="p"/>
+              </m:rPr>
+              <m:t>FSTS</m:t>
+            </m:r>
+          </m:e>
+          <m:sup>
+            <m:r>
+              <m:t>2</m:t>
+            </m:r>
+          </m:sup>
+        </m:sSup>
+        <m:r>
+          <m:rPr>
+            <m:sty m:val="p"/>
+          </m:rPr>
+          <m:t>×</m:t>
+        </m:r>
+        <m:r>
+          <m:rPr>
+            <m:nor/>
+            <m:sty m:val="p"/>
+          </m:rPr>
+          <m:t>ICRV</m:t>
+        </m:r>
+      </m:oMath>
+      <w:r>
+        <w:t xml:space="preserve"> </w:t>
+      </w:r>
+      <w:r>
+        <w:t xml:space="preserve">term indicates that the</w:t>
       </w:r>
       <w:r>
         <w:t xml:space="preserve"> </w:t>
@@ -1611,15 +3321,170 @@
         <w:pStyle w:val="BodyText"/>
       </w:pPr>
       <w:r>
-        <w:t xml:space="preserve">The capstone model adds all three-way interactions (FSTS×DAI×ICRV, plus constituent lower-order interactions). The Lind–Mehlum test in M11 confirms the inverted-U (TP = 25.7%, LM p = .026), establishing that the inverted-U shape holds even in the most demanding specification. The DAI×ICRV interaction (β = +0.052, p = .049, *) is statistically significant, consistent with the CDCM prediction that digital capabilities provide stronger per-unit performance effects in weaker institutional environments. The three-way FSTS×DAI×ICRV term (β = −0.016, NS) is not significant, indicating that the DAI curve-reshaping effect documented in M8/M9 does not systematically vary across the ICRV regime gradient in this specification.</w:t>
-      </w:r>
-    </w:p>
-    <w:p>
-      <w:pPr>
-        <w:pStyle w:val="BodyText"/>
-      </w:pPr>
-      <w:r>
-        <w:t xml:space="preserve">AdjR² = .057 in M11 (vs. .039 in M10) indicates meaningful incremental fit from adding the three-way moderation structure.</w:t>
+        <w:t xml:space="preserve">The capstone model adds all three-way interactions (</w:t>
+      </w:r>
+      <m:oMath>
+        <m:r>
+          <m:rPr>
+            <m:nor/>
+            <m:sty m:val="p"/>
+          </m:rPr>
+          <m:t>FSTS</m:t>
+        </m:r>
+        <m:r>
+          <m:rPr>
+            <m:sty m:val="p"/>
+          </m:rPr>
+          <m:t>×</m:t>
+        </m:r>
+        <m:r>
+          <m:rPr>
+            <m:nor/>
+            <m:sty m:val="p"/>
+          </m:rPr>
+          <m:t>DAI</m:t>
+        </m:r>
+        <m:r>
+          <m:rPr>
+            <m:sty m:val="p"/>
+          </m:rPr>
+          <m:t>×</m:t>
+        </m:r>
+        <m:r>
+          <m:rPr>
+            <m:nor/>
+            <m:sty m:val="p"/>
+          </m:rPr>
+          <m:t>ICRV</m:t>
+        </m:r>
+      </m:oMath>
+      <w:r>
+        <w:t xml:space="preserve">, plus constituent lower-order interactions). The Lind–Mehlum test in M11 confirms the inverted-U (TP = 25.7%, LM p = .026), establishing that the inverted-U shape holds even in the most demanding specification. The</w:t>
+      </w:r>
+      <w:r>
+        <w:t xml:space="preserve"> </w:t>
+      </w:r>
+      <m:oMath>
+        <m:r>
+          <m:rPr>
+            <m:nor/>
+            <m:sty m:val="p"/>
+          </m:rPr>
+          <m:t>DAI</m:t>
+        </m:r>
+        <m:r>
+          <m:rPr>
+            <m:sty m:val="p"/>
+          </m:rPr>
+          <m:t>×</m:t>
+        </m:r>
+        <m:r>
+          <m:rPr>
+            <m:nor/>
+            <m:sty m:val="p"/>
+          </m:rPr>
+          <m:t>ICRV</m:t>
+        </m:r>
+      </m:oMath>
+      <w:r>
+        <w:t xml:space="preserve"> </w:t>
+      </w:r>
+      <w:r>
+        <w:t xml:space="preserve">interaction (</w:t>
+      </w:r>
+      <m:oMath>
+        <m:r>
+          <m:t>β</m:t>
+        </m:r>
+      </m:oMath>
+      <w:r>
+        <w:t xml:space="preserve"> </w:t>
+      </w:r>
+      <w:r>
+        <w:t xml:space="preserve">= +0.052, p = .049, *) is statistically significant, consistent with the CDCM prediction that digital capabilities provide stronger per-unit performance effects in weaker institutional environments. The three-way</w:t>
+      </w:r>
+      <w:r>
+        <w:t xml:space="preserve"> </w:t>
+      </w:r>
+      <m:oMath>
+        <m:r>
+          <m:rPr>
+            <m:nor/>
+            <m:sty m:val="p"/>
+          </m:rPr>
+          <m:t>FSTS</m:t>
+        </m:r>
+        <m:r>
+          <m:rPr>
+            <m:sty m:val="p"/>
+          </m:rPr>
+          <m:t>×</m:t>
+        </m:r>
+        <m:r>
+          <m:rPr>
+            <m:nor/>
+            <m:sty m:val="p"/>
+          </m:rPr>
+          <m:t>DAI</m:t>
+        </m:r>
+        <m:r>
+          <m:rPr>
+            <m:sty m:val="p"/>
+          </m:rPr>
+          <m:t>×</m:t>
+        </m:r>
+        <m:r>
+          <m:rPr>
+            <m:nor/>
+            <m:sty m:val="p"/>
+          </m:rPr>
+          <m:t>ICRV</m:t>
+        </m:r>
+      </m:oMath>
+      <w:r>
+        <w:t xml:space="preserve"> </w:t>
+      </w:r>
+      <w:r>
+        <w:t xml:space="preserve">term (</w:t>
+      </w:r>
+      <m:oMath>
+        <m:r>
+          <m:t>β</m:t>
+        </m:r>
+      </m:oMath>
+      <w:r>
+        <w:t xml:space="preserve"> </w:t>
+      </w:r>
+      <w:r>
+        <w:t xml:space="preserve">= −0.016, NS) is not significant, indicating that the DAI curve-reshaping effect documented in M8/M9 does not systematically vary across the ICRV regime gradient in this specification.</w:t>
+      </w:r>
+    </w:p>
+    <w:p>
+      <w:pPr>
+        <w:pStyle w:val="BodyText"/>
+      </w:pPr>
+      <w:r>
+        <w:t xml:space="preserve">Adj</w:t>
+      </w:r>
+      <m:oMath>
+        <m:sSup>
+          <m:e>
+            <m:r>
+              <m:t>R</m:t>
+            </m:r>
+          </m:e>
+          <m:sup>
+            <m:r>
+              <m:t>2</m:t>
+            </m:r>
+          </m:sup>
+        </m:sSup>
+      </m:oMath>
+      <w:r>
+        <w:t xml:space="preserve"> </w:t>
+      </w:r>
+      <w:r>
+        <w:t xml:space="preserve">= .057 in M11 (vs. .039 in M10) indicates meaningful incremental fit from adding the three-way moderation structure.</w:t>
       </w:r>
     </w:p>
     <w:p>
@@ -1637,7 +3502,69 @@
         <w:t xml:space="preserve"> </w:t>
       </w:r>
       <w:r>
-        <w:t xml:space="preserve">The DAI×ICRV main interaction is statistically significant (p = .049), supporting regime-contingent digital effects. The three-way FSTS curve-reshaping via DAI×ICRV does not reach statistical significance, the WBES DAI measure’s limited dimensionality (Tier 1–2 only) likely constrains detection of the full CDCM-predicted interaction.</w:t>
+        <w:t xml:space="preserve">The</w:t>
+      </w:r>
+      <w:r>
+        <w:t xml:space="preserve"> </w:t>
+      </w:r>
+      <m:oMath>
+        <m:r>
+          <m:rPr>
+            <m:nor/>
+            <m:sty m:val="p"/>
+          </m:rPr>
+          <m:t>DAI</m:t>
+        </m:r>
+        <m:r>
+          <m:rPr>
+            <m:sty m:val="p"/>
+          </m:rPr>
+          <m:t>×</m:t>
+        </m:r>
+        <m:r>
+          <m:rPr>
+            <m:nor/>
+            <m:sty m:val="p"/>
+          </m:rPr>
+          <m:t>ICRV</m:t>
+        </m:r>
+      </m:oMath>
+      <w:r>
+        <w:t xml:space="preserve"> </w:t>
+      </w:r>
+      <w:r>
+        <w:t xml:space="preserve">main interaction is statistically significant (p = .049), supporting regime-contingent digital effects. The three-way FSTS curve-reshaping via</w:t>
+      </w:r>
+      <w:r>
+        <w:t xml:space="preserve"> </w:t>
+      </w:r>
+      <m:oMath>
+        <m:r>
+          <m:rPr>
+            <m:nor/>
+            <m:sty m:val="p"/>
+          </m:rPr>
+          <m:t>DAI</m:t>
+        </m:r>
+        <m:r>
+          <m:rPr>
+            <m:sty m:val="p"/>
+          </m:rPr>
+          <m:t>×</m:t>
+        </m:r>
+        <m:r>
+          <m:rPr>
+            <m:nor/>
+            <m:sty m:val="p"/>
+          </m:rPr>
+          <m:t>ICRV</m:t>
+        </m:r>
+      </m:oMath>
+      <w:r>
+        <w:t xml:space="preserve"> </w:t>
+      </w:r>
+      <w:r>
+        <w:t xml:space="preserve">does not reach statistical significance, the WBES DAI measure’s limited dimensionality (Tier 1–2 only) likely constrains detection of the full CDCM-predicted interaction.</w:t>
       </w:r>
     </w:p>
     <w:bookmarkEnd w:id="41"/>
@@ -1687,7 +3614,56 @@
         <w:t xml:space="preserve"> </w:t>
       </w:r>
       <w:r>
-        <w:t xml:space="preserve">(recovered from the WBES sales items, with country-year fixed effects absorbing within-wave inflation). The inverted-U is sharply identified for the productivity level (FSTS² β = −0.80, p = .008; TP ≈ 37%) but is</w:t>
+        <w:t xml:space="preserve">(recovered from the WBES sales items, with country-year fixed effects absorbing within-wave inflation). The inverted-U is sharply identified for the productivity level (</w:t>
+      </w:r>
+      <m:oMath>
+        <m:sSup>
+          <m:e>
+            <m:r>
+              <m:rPr>
+                <m:nor/>
+                <m:sty m:val="p"/>
+              </m:rPr>
+              <m:t>FSTS</m:t>
+            </m:r>
+          </m:e>
+          <m:sup>
+            <m:r>
+              <m:t>2</m:t>
+            </m:r>
+          </m:sup>
+        </m:sSup>
+      </m:oMath>
+      <w:r>
+        <w:t xml:space="preserve"> </w:t>
+      </w:r>
+      <m:oMath>
+        <m:r>
+          <m:t>β</m:t>
+        </m:r>
+      </m:oMath>
+      <w:r>
+        <w:t xml:space="preserve"> </w:t>
+      </w:r>
+      <w:r>
+        <w:t xml:space="preserve">= −0.80, p = .008; TP</w:t>
+      </w:r>
+      <w:r>
+        <w:t xml:space="preserve"> </w:t>
+      </w:r>
+      <m:oMath>
+        <m:r>
+          <m:rPr>
+            <m:sty m:val="p"/>
+          </m:rPr>
+          <m:t>≈</m:t>
+        </m:r>
+      </m:oMath>
+      <w:r>
+        <w:t xml:space="preserve"> </w:t>
+      </w:r>
+      <w:r>
+        <w:t xml:space="preserve">37%) but is</w:t>
       </w:r>
       <w:r>
         <w:t xml:space="preserve"> </w:t>
@@ -1703,7 +3679,50 @@
         <w:t xml:space="preserve"> </w:t>
       </w:r>
       <w:r>
-        <w:t xml:space="preserve">detected for sales growth (FSTS² β ≈ 0, p = .16; n.s.). This divergence is theoretically coherent rather than contradictory: the relocated-optimum mechanism concerns the</w:t>
+        <w:t xml:space="preserve">detected for sales growth (</w:t>
+      </w:r>
+      <m:oMath>
+        <m:sSup>
+          <m:e>
+            <m:r>
+              <m:rPr>
+                <m:nor/>
+                <m:sty m:val="p"/>
+              </m:rPr>
+              <m:t>FSTS</m:t>
+            </m:r>
+          </m:e>
+          <m:sup>
+            <m:r>
+              <m:t>2</m:t>
+            </m:r>
+          </m:sup>
+        </m:sSup>
+      </m:oMath>
+      <w:r>
+        <w:t xml:space="preserve"> </w:t>
+      </w:r>
+      <m:oMath>
+        <m:r>
+          <m:t>β</m:t>
+        </m:r>
+      </m:oMath>
+      <w:r>
+        <w:t xml:space="preserve"> </w:t>
+      </w:r>
+      <m:oMath>
+        <m:r>
+          <m:rPr>
+            <m:sty m:val="p"/>
+          </m:rPr>
+          <m:t>≈</m:t>
+        </m:r>
+      </m:oMath>
+      <w:r>
+        <w:t xml:space="preserve"> </w:t>
+      </w:r>
+      <w:r>
+        <w:t xml:space="preserve">0, p = .16; n.s.). This divergence is theoretically coherent rather than contradictory: the relocated-optimum mechanism concerns the</w:t>
       </w:r>
       <w:r>
         <w:t xml:space="preserve"> </w:t>
@@ -1876,7 +3895,49 @@
         <w:t xml:space="preserve"> </w:t>
       </w:r>
       <w:r>
-        <w:t xml:space="preserve">extends institutional-voids theory (Khanna &amp; Palepu, 1997) into the digital domain. The DAI×ICRV interaction (β = +0.052, p = .049) shows that the curve-reshaping value of foundational digital adoption is greater precisely where formal institutions are weaker. Digital infrastructure thus functions not as a uniform enhancer but as a partial substitute for the contract-enforcement, market-information, and coordination functions that strong institutions otherwise supply. This is, to our knowledge, the first multi-economy firm-level evidence that digitalisation and institutional quality act as substitutes rather than complements in the internationalization-to-performance conversion.</w:t>
+        <w:t xml:space="preserve">extends institutional-voids theory (Khanna &amp; Palepu, 1997) into the digital domain. The</w:t>
+      </w:r>
+      <w:r>
+        <w:t xml:space="preserve"> </w:t>
+      </w:r>
+      <m:oMath>
+        <m:r>
+          <m:rPr>
+            <m:nor/>
+            <m:sty m:val="p"/>
+          </m:rPr>
+          <m:t>DAI</m:t>
+        </m:r>
+        <m:r>
+          <m:rPr>
+            <m:sty m:val="p"/>
+          </m:rPr>
+          <m:t>×</m:t>
+        </m:r>
+        <m:r>
+          <m:rPr>
+            <m:nor/>
+            <m:sty m:val="p"/>
+          </m:rPr>
+          <m:t>ICRV</m:t>
+        </m:r>
+      </m:oMath>
+      <w:r>
+        <w:t xml:space="preserve"> </w:t>
+      </w:r>
+      <w:r>
+        <w:t xml:space="preserve">interaction (</w:t>
+      </w:r>
+      <m:oMath>
+        <m:r>
+          <m:t>β</m:t>
+        </m:r>
+      </m:oMath>
+      <w:r>
+        <w:t xml:space="preserve"> </w:t>
+      </w:r>
+      <w:r>
+        <w:t xml:space="preserve">= +0.052, p = .049) shows that the curve-reshaping value of foundational digital adoption is greater precisely where formal institutions are weaker. Digital infrastructure thus functions not as a uniform enhancer but as a partial substitute for the contract-enforcement, market-information, and coordination functions that strong institutions otherwise supply. This is, to our knowledge, the first multi-economy firm-level evidence that digitalisation and institutional quality act as substitutes rather than complements in the internationalization-to-performance conversion.</w:t>
       </w:r>
     </w:p>
     <w:p>
@@ -1978,15 +4039,143 @@
         <w:pStyle w:val="FirstParagraph"/>
       </w:pPr>
       <w:r>
-        <w:t xml:space="preserve">The capability-complementarity curve reshaping found for DAI in M9, and the significant DAI×ICRV interaction (β = +0.052, p = .049) in M11, provides the first multi-economy evidence for the CDCM prediction that digital capabilities’ performance effects are context-contingent. In institutionally stronger economies (Group I–II), digital infrastructure is near-universal and therefore provides competitive advantage only to early adopters at the margin; in weaker institutional environments (Group IV–VI), digital adoption remains differentiating. The implication is that policies promoting digitalisation in frontier economies are likely to generate stronger firm-level returns per unit of adoption than equivalent policies in advanced economies.</w:t>
-      </w:r>
-    </w:p>
-    <w:p>
-      <w:pPr>
-        <w:pStyle w:val="BodyText"/>
-      </w:pPr>
-      <w:r>
-        <w:t xml:space="preserve">The pattern of significance across the two- and three-way terms is itself substantively informative and should be read as a structural boundary rather than a weakness of the evidence. The two-way DAI×ICRV interaction is significant (β = +0.052, p = .049) while the three-way FSTS×DAI×ICRV term is null: digital capability raises and protects the performance</w:t>
+        <w:t xml:space="preserve">The capability-complementarity curve reshaping found for DAI in M9, and the significant</w:t>
+      </w:r>
+      <w:r>
+        <w:t xml:space="preserve"> </w:t>
+      </w:r>
+      <m:oMath>
+        <m:r>
+          <m:rPr>
+            <m:nor/>
+            <m:sty m:val="p"/>
+          </m:rPr>
+          <m:t>DAI</m:t>
+        </m:r>
+        <m:r>
+          <m:rPr>
+            <m:sty m:val="p"/>
+          </m:rPr>
+          <m:t>×</m:t>
+        </m:r>
+        <m:r>
+          <m:rPr>
+            <m:nor/>
+            <m:sty m:val="p"/>
+          </m:rPr>
+          <m:t>ICRV</m:t>
+        </m:r>
+      </m:oMath>
+      <w:r>
+        <w:t xml:space="preserve"> </w:t>
+      </w:r>
+      <w:r>
+        <w:t xml:space="preserve">interaction (</w:t>
+      </w:r>
+      <m:oMath>
+        <m:r>
+          <m:t>β</m:t>
+        </m:r>
+      </m:oMath>
+      <w:r>
+        <w:t xml:space="preserve"> </w:t>
+      </w:r>
+      <w:r>
+        <w:t xml:space="preserve">= +0.052, p = .049) in M11, provides the first multi-economy evidence for the CDCM prediction that digital capabilities’ performance effects are context-contingent. In institutionally stronger economies (Group I–II), digital infrastructure is near-universal and therefore provides competitive advantage only to early adopters at the margin; in weaker institutional environments (Group IV–VI), digital adoption remains differentiating. The implication is that policies promoting digitalisation in frontier economies are likely to generate stronger firm-level returns per unit of adoption than equivalent policies in advanced economies.</w:t>
+      </w:r>
+    </w:p>
+    <w:p>
+      <w:pPr>
+        <w:pStyle w:val="BodyText"/>
+      </w:pPr>
+      <w:r>
+        <w:t xml:space="preserve">The pattern of significance across the two- and three-way terms is itself substantively informative and should be read as a structural boundary rather than a weakness of the evidence. The two-way</w:t>
+      </w:r>
+      <w:r>
+        <w:t xml:space="preserve"> </w:t>
+      </w:r>
+      <m:oMath>
+        <m:r>
+          <m:rPr>
+            <m:nor/>
+            <m:sty m:val="p"/>
+          </m:rPr>
+          <m:t>DAI</m:t>
+        </m:r>
+        <m:r>
+          <m:rPr>
+            <m:sty m:val="p"/>
+          </m:rPr>
+          <m:t>×</m:t>
+        </m:r>
+        <m:r>
+          <m:rPr>
+            <m:nor/>
+            <m:sty m:val="p"/>
+          </m:rPr>
+          <m:t>ICRV</m:t>
+        </m:r>
+      </m:oMath>
+      <w:r>
+        <w:t xml:space="preserve"> </w:t>
+      </w:r>
+      <w:r>
+        <w:t xml:space="preserve">interaction is significant (</w:t>
+      </w:r>
+      <m:oMath>
+        <m:r>
+          <m:t>β</m:t>
+        </m:r>
+      </m:oMath>
+      <w:r>
+        <w:t xml:space="preserve"> </w:t>
+      </w:r>
+      <w:r>
+        <w:t xml:space="preserve">= +0.052, p = .049) while the three-way</w:t>
+      </w:r>
+      <w:r>
+        <w:t xml:space="preserve"> </w:t>
+      </w:r>
+      <m:oMath>
+        <m:r>
+          <m:rPr>
+            <m:nor/>
+            <m:sty m:val="p"/>
+          </m:rPr>
+          <m:t>FSTS</m:t>
+        </m:r>
+        <m:r>
+          <m:rPr>
+            <m:sty m:val="p"/>
+          </m:rPr>
+          <m:t>×</m:t>
+        </m:r>
+        <m:r>
+          <m:rPr>
+            <m:nor/>
+            <m:sty m:val="p"/>
+          </m:rPr>
+          <m:t>DAI</m:t>
+        </m:r>
+        <m:r>
+          <m:rPr>
+            <m:sty m:val="p"/>
+          </m:rPr>
+          <m:t>×</m:t>
+        </m:r>
+        <m:r>
+          <m:rPr>
+            <m:nor/>
+            <m:sty m:val="p"/>
+          </m:rPr>
+          <m:t>ICRV</m:t>
+        </m:r>
+      </m:oMath>
+      <w:r>
+        <w:t xml:space="preserve"> </w:t>
+      </w:r>
+      <w:r>
+        <w:t xml:space="preserve">term is null: digital capability raises and protects the performance</w:t>
       </w:r>
       <w:r>
         <w:t xml:space="preserve"> </w:t>
@@ -2036,7 +4225,18 @@
         <w:pStyle w:val="FirstParagraph"/>
       </w:pPr>
       <w:r>
-        <w:t xml:space="preserve">The consistent and significant performance premium for female top managers (approximately 22–23% across specifications) is notable given the diversity of economies in our sample, from conservative Gulf economies (Bahrain, Iraq) to progressive innovation hubs (Korea, Singapore, Israel). This cross-context robustness supports the view that female top management is a genuine resource (Hambrick &amp; Mason, 1984; Richard et al., 2019), not merely a proxy for firm governance quality. The null curve-moderation result (FSTS×female_manager not significant) suggests that the performance premium is universal across FSTS levels, female managers improve absolute performance but do not help firms navigate internationalization more efficiently.</w:t>
+        <w:t xml:space="preserve">The consistent and significant performance premium for female top managers (approximately 22–23% across specifications) is notable given the diversity of economies in our sample, from conservative Gulf economies (Bahrain, Iraq) to progressive innovation hubs (Korea, Singapore, Israel). This cross-context robustness supports the view that female top management is a genuine resource (Hambrick &amp; Mason, 1984; Richard et al., 2019), not merely a proxy for firm governance quality. The null curve-moderation result (FSTS</w:t>
+      </w:r>
+      <m:oMath>
+        <m:r>
+          <m:rPr>
+            <m:sty m:val="p"/>
+          </m:rPr>
+          <m:t>×</m:t>
+        </m:r>
+      </m:oMath>
+      <w:r>
+        <w:t xml:space="preserve">female_manager not significant) suggests that the performance premium is universal across FSTS levels, female managers improve absolute performance but do not help firms navigate internationalization more efficiently.</w:t>
       </w:r>
     </w:p>
     <w:p>
@@ -2112,7 +4312,18 @@
         <w:pStyle w:val="BodyText"/>
       </w:pPr>
       <w:r>
-        <w:t xml:space="preserve">Third, the ICRV construct, although central to the contribution, is an author-constructed ordinal scale and warrants validation scrutiny. The strongly positive ICRV level coefficient (β = +0.592) reflects higher nominal sales-per-worker in lower-price-level economies rather than a substantive institutional level effect, so ICRV partly co-varies with the development and price level of an economy. We mitigate this in two ways, by absorbing price levels through country-year fixed effects in the level benchmark (M5) and by reading the institutional claim off the</w:t>
+        <w:t xml:space="preserve">Third, the ICRV construct, although central to the contribution, is an author-constructed ordinal scale and warrants validation scrutiny. The strongly positive ICRV level coefficient (</w:t>
+      </w:r>
+      <m:oMath>
+        <m:r>
+          <m:t>β</m:t>
+        </m:r>
+      </m:oMath>
+      <w:r>
+        <w:t xml:space="preserve"> </w:t>
+      </w:r>
+      <w:r>
+        <w:t xml:space="preserve">= +0.592) reflects higher nominal sales-per-worker in lower-price-level economies rather than a substantive institutional level effect, so ICRV partly co-varies with the development and price level of an economy. We mitigate this in two ways, by absorbing price levels through country-year fixed effects in the level benchmark (M5) and by reading the institutional claim off the</w:t>
       </w:r>
       <w:r>
         <w:t xml:space="preserve"> </w:t>
@@ -2204,7 +4415,32 @@
         <w:pStyle w:val="FirstParagraph"/>
       </w:pPr>
       <w:r>
-        <w:t xml:space="preserve">This study set out to explain not whether internationalization pays, but where and for whom. Across a 45-economy, 98-wave WBES sample, the inverted-U I–P relationship is universal in form, peaking at approximately 37% export intensity, yet its optimum is jointly conditioned by institutional regime and digital capability, institutions governing the curve’s amplitude and digital capability reshaping it, with digital capability operating as a partial substitute for institutional strength. Three implications follow. First, for firms on the ascending limb (FSTS &lt; 37%), intensifying internationalization is productivity-enhancing and the priority is removing barriers to export expansion; beyond the optimum, the binding constraint is coordination capacity rather than market access. Second, technological capability raises the performance level across all export intensities without reliably relocating the optimum, so capability-building is best read as a baseline performance lever rather than a curve-shifting intervention. Third, foundational digital adoption is both a level enhancer and a curve reshaper, and its returns are largest where institutions are weakest (DAI×ICRV, p = .049), making digitalisation a particularly high-leverage instrument in frontier and vulnerable regimes.</w:t>
+        <w:t xml:space="preserve">This study set out to explain not whether internationalization pays, but where and for whom. Across a 45-economy, 98-wave WBES sample, the inverted-U I–P relationship is universal in form, peaking at approximately 37% export intensity, yet its optimum is jointly conditioned by institutional regime and digital capability, institutions governing the curve’s amplitude and digital capability reshaping it, with digital capability operating as a partial substitute for institutional strength. Three implications follow. First, for firms on the ascending limb (FSTS &lt; 37%), intensifying internationalization is productivity-enhancing and the priority is removing barriers to export expansion; beyond the optimum, the binding constraint is coordination capacity rather than market access. Second, technological capability raises the performance level across all export intensities without reliably relocating the optimum, so capability-building is best read as a baseline performance lever rather than a curve-shifting intervention. Third, foundational digital adoption is both a level enhancer and a curve reshaper, and its returns are largest where institutions are weakest (</w:t>
+      </w:r>
+      <m:oMath>
+        <m:r>
+          <m:rPr>
+            <m:nor/>
+            <m:sty m:val="p"/>
+          </m:rPr>
+          <m:t>DAI</m:t>
+        </m:r>
+        <m:r>
+          <m:rPr>
+            <m:sty m:val="p"/>
+          </m:rPr>
+          <m:t>×</m:t>
+        </m:r>
+        <m:r>
+          <m:rPr>
+            <m:nor/>
+            <m:sty m:val="p"/>
+          </m:rPr>
+          <m:t>ICRV</m:t>
+        </m:r>
+      </m:oMath>
+      <w:r>
+        <w:t xml:space="preserve">, p = .049), making digitalisation a particularly high-leverage instrument in frontier and vulnerable regimes.</w:t>
       </w:r>
     </w:p>
     <w:p>
@@ -6135,21 +8371,130 @@
         <w:t xml:space="preserve"> </w:t>
       </w:r>
       <w:r>
-        <w:t xml:space="preserve">HC1 robust SEs. *** p &lt; .001, ** p &lt; .01, * p &lt; .05, † p &lt; .10. Controls (female_owner, foreign_own_pct, firm_age, ln_size) included in M7–M10 but not reported for space. M11 (N=28,500, AdjR²=.057, TP=25.7%, LM p=.026): DAI×ICRV=+0.052</w:t>
-      </w:r>
-      <w:r>
-        <w:rPr>
-          <w:iCs/>
-          <w:i/>
-        </w:rPr>
-        <w:t xml:space="preserve">, three-way FSTS×DAI×ICRV=−0.016 (NS), mgr_experience=+0.022</w:t>
+        <w:t xml:space="preserve">HC1 robust SEs. *** p &lt; .001, ** p &lt; .01, * p &lt; .05, † p &lt; .10. Controls (female_owner, foreign_own_pct, firm_age, ln_size) included in M7–M10 but not reported for space. M11 (N=28,500, Adj</w:t>
+      </w:r>
+      <m:oMath>
+        <m:sSup>
+          <m:e>
+            <m:r>
+              <m:t>R</m:t>
+            </m:r>
+          </m:e>
+          <m:sup>
+            <m:r>
+              <m:t>2</m:t>
+            </m:r>
+          </m:sup>
+        </m:sSup>
+      </m:oMath>
+      <w:r>
+        <w:t xml:space="preserve">=.057, TP=25.7%, LM p=.026):</w:t>
+      </w:r>
+      <w:r>
+        <w:t xml:space="preserve"> </w:t>
+      </w:r>
+      <m:oMath>
+        <m:r>
+          <m:rPr>
+            <m:nor/>
+            <m:sty m:val="p"/>
+          </m:rPr>
+          <m:t>DAI</m:t>
+        </m:r>
+        <m:r>
+          <m:rPr>
+            <m:sty m:val="p"/>
+          </m:rPr>
+          <m:t>×</m:t>
+        </m:r>
+        <m:r>
+          <m:rPr>
+            <m:nor/>
+            <m:sty m:val="p"/>
+          </m:rPr>
+          <m:t>ICRV</m:t>
+        </m:r>
+      </m:oMath>
+      <w:r>
+        <w:t xml:space="preserve">=+0.052</w:t>
+      </w:r>
+      <w:r>
+        <w:rPr>
+          <w:iCs/>
+          <w:i/>
+        </w:rPr>
+        <w:t xml:space="preserve">, three-way</w:t>
+      </w:r>
+      <w:r>
+        <w:rPr>
+          <w:iCs/>
+          <w:i/>
+        </w:rPr>
+        <w:t xml:space="preserve"> </w:t>
+      </w:r>
+      <m:oMath>
+        <m:r>
+          <m:rPr>
+            <m:nor/>
+            <m:sty m:val="p"/>
+          </m:rPr>
+          <m:t>FSTS</m:t>
+        </m:r>
+        <m:r>
+          <m:rPr>
+            <m:sty m:val="p"/>
+          </m:rPr>
+          <m:t>×</m:t>
+        </m:r>
+        <m:r>
+          <m:rPr>
+            <m:nor/>
+            <m:sty m:val="p"/>
+          </m:rPr>
+          <m:t>DAI</m:t>
+        </m:r>
+        <m:r>
+          <m:rPr>
+            <m:sty m:val="p"/>
+          </m:rPr>
+          <m:t>×</m:t>
+        </m:r>
+        <m:r>
+          <m:rPr>
+            <m:nor/>
+            <m:sty m:val="p"/>
+          </m:rPr>
+          <m:t>ICRV</m:t>
+        </m:r>
+      </m:oMath>
+      <w:r>
+        <w:rPr>
+          <w:iCs/>
+          <w:i/>
+        </w:rPr>
+        <w:t xml:space="preserve">=−0.016 (NS), mgr_experience=+0.022</w:t>
       </w:r>
       <w:r>
         <w:rPr>
           <w:bCs/>
           <w:b/>
         </w:rPr>
-        <w:t xml:space="preserve">, FSTS×mgr=+0.007 (NS), mgr_female=+0.210</w:t>
+        <w:t xml:space="preserve">, FSTS</w:t>
+      </w:r>
+      <m:oMath>
+        <m:r>
+          <m:rPr>
+            <m:sty m:val="p"/>
+          </m:rPr>
+          <m:t>×</m:t>
+        </m:r>
+      </m:oMath>
+      <w:r>
+        <w:rPr>
+          <w:bCs/>
+          <w:b/>
+        </w:rPr>
+        <w:t xml:space="preserve">mgr=+0.007 (NS), mgr_female=+0.210</w:t>
       </w:r>
       <w:r>
         <w:t xml:space="preserve">*, female_owner=+0.122**.</w:t>
